--- a/klagomål/A 56149-2025 FSC-klagomål.docx
+++ b/klagomål/A 56149-2025 FSC-klagomål.docx
@@ -686,7 +686,7 @@
     <w:r>
       <w:tab/>
       <w:tab/>
-      <w:t>2025-11-14</w:t>
+      <w:t>2025-11-15</w:t>
       <w:br/>
       <w:br/>
     </w:r>

--- a/klagomål/A 56149-2025 FSC-klagomål.docx
+++ b/klagomål/A 56149-2025 FSC-klagomål.docx
@@ -173,7 +173,7 @@
     </w:p>
     <w:p>
       <w:r>
-        <w:t>Nedan presenteras fynd av naturvårdsarter och fridlysta arter som gjorts i det avverkningsanmälda området, samt relevanta utdrag ur standarderna för FSC, Chain of Custody, Controlled Wood och PEFC.</w:t>
+        <w:t>Nedan presenteras fynd av naturvårdsarter och fridlysta arter som gjorts i det avverkningsanmälda området, samt relevanta utdrag ur standarderna för FSC, Chain of Custody, Controlled Wood och PEFC. I BILAGA 1 finns artfakta om fridlysta arter.</w:t>
       </w:r>
     </w:p>
     <w:p>
@@ -191,7 +191,7 @@
     </w:p>
     <w:p>
       <w:r>
-        <w:t>I avverkningsanmälan har följande 3 naturvårdsarter hittats: kolflarnlav (NT), korallrot (S, §8) och vedticka (S). Av dessa är 1 rödlistade. För rödlistade arter har rödlistekategorin angivits inom parentes. Arter som är signalarter enligt Skogsstyrelsen har markerats med (S). För fridlysta arter anges även paragrafen i Artskyddsförordningen som arten är fridlyst enligt.</w:t>
+        <w:t>I avverkningsanmälan har följande 22 naturvårdsarter hittats: gräddporing (VU), knärot (VU, §8), garnlav (NT), granticka (NT), järpe (NT, §4), kolflarnlav (NT), liten svartspik (NT), mörk kolflarnlav (NT), nordlig nållav (NT), skrovellav (NT), talltita (NT, §4), tretåig hackspett (NT, §4), ullticka (NT), vaddporing (NT), vedtrappmossa (NT), vitgrynig nållav (NT), korallrot (S, §8), norrlandslav (S), plattlummer (S, §9), stuplav (S), trådticka (S) och vedticka (S). Av dessa är 16 rödlistade. För rödlistade arter har rödlistekategorin angivits inom parentes. Arter som är signalarter enligt Skogsstyrelsen har markerats med (S). För fridlysta arter anges även paragrafen i Artskyddsförordningen som arten är fridlyst enligt.</w:t>
       </w:r>
     </w:p>
     <w:p>
@@ -206,7 +206,7 @@
       <w:r>
         <w:drawing>
           <wp:inline xmlns:a="http://schemas.openxmlformats.org/drawingml/2006/main" xmlns:pic="http://schemas.openxmlformats.org/drawingml/2006/picture">
-            <wp:extent cx="5486400" cy="3818649"/>
+            <wp:extent cx="5486400" cy="3737384"/>
             <wp:docPr id="1" name="Picture 1"/>
             <wp:cNvGraphicFramePr>
               <a:graphicFrameLocks noChangeAspect="1"/>
@@ -227,7 +227,7 @@
                   <pic:spPr>
                     <a:xfrm>
                       <a:off x="0" y="0"/>
-                      <a:ext cx="5486400" cy="3818649"/>
+                      <a:ext cx="5486400" cy="3737384"/>
                     </a:xfrm>
                     <a:prstGeom prst="rect"/>
                   </pic:spPr>
@@ -251,10 +251,178 @@
         <w:rPr>
           <w:b/>
         </w:rPr>
+        <w:t>Garnlav (NT)</w:t>
+      </w:r>
+      <w:r>
+        <w:t xml:space="preserve"> är en utpräglad barrskogsart som ibland kan drapera träden i norrländska grannaturskogar med hög luftfuktighet. Den förekommer även i talldominerade bestånd där den, förutom i trädens grenverk, påträffas hängande över ojämnheter i tallbarken. Arten har minskat starkt i södra och mellersta Sverige och den minskar även i sitt nordliga utbredningsområde. Orsaken till tillbakagången beror främst på slutavverkningar av naturskogsartade skogar. Bestånd med riklig förekomst bör regelmässigt sparas. Garnlav är värdväxt för den mycket sällsynta och akut hotade fjärilen barrskogslavfly (CR) som hör hemma i boreala barrskogar med riklig förekomst av värdväxten. Tidigare kunde arten konstateras årligen på flera platser vid Dala-Floda i Dalarna innan lokalerna kalavverkades. Senaste fyndet i landet av barrskogslavfly är från år 2000 då den påträffades vid Högberget i Sollefteå kommun (SLU Artdatabanken, 2024).</w:t>
+      </w:r>
+    </w:p>
+    <w:p>
+      <w:r>
+        <w:rPr>
+          <w:b/>
+        </w:rPr>
+        <w:t>Granticka (NT)</w:t>
+      </w:r>
+      <w:r>
+        <w:t xml:space="preserve"> förekommer främst i äldre skogar med naturskogskaraktär, liksom i dimensionsavverkade och plockhuggna skogar. I äldre grannaturskog i norra Sverige är den alltjämt en förhållandevis vanlig karaktärsart, medan den längre söderut blir allt mer sällsynt. I Götaland och delar av Svealand är den en god signalart för skyddsvärda granskogsmiljöer. Arten bedöms ha minskat starkt under senare år på grund av skogsavverkningar, då den framför allt växer i äldre granskog med långvarig grankontinuitet. I urskogsliknande bestånd i norra Sverige kan ibland påträffas den mycket sällsynta tickan grantickeporing (VU), som lever på döda grantickor (SLU Artdatabanken, 2024; Nitare &amp; Skogsstyrelsen, 2019).</w:t>
+      </w:r>
+    </w:p>
+    <w:p>
+      <w:r>
+        <w:rPr>
+          <w:b/>
+        </w:rPr>
+        <w:t>Gräddporing (VU)</w:t>
+      </w:r>
+      <w:r>
+        <w:t xml:space="preserve"> växer nästan enbart i urskogsartad barrskog på gamla, kraftigt murkna, grova och mossbelupna tallågor i något fuktiga och skuggiga lägen. Arten är placerad högst upp i Skogsstyrelsens värdepyramid för bedömning av skog med höga naturvärden och indikerar gamla och relativt orörda tallnaturskogar med höga naturvärden där det under låg tid kontinuerligt funnits inslag av grova tallågor. För att på sikt hejda artens vikande trend behöver merparten av gräddporingens nu kända växtplatser undantas från skogsbruk (SLU Artdatabanken, 2024; Nitare &amp; Skogsstyrelsen, 2019).</w:t>
+      </w:r>
+    </w:p>
+    <w:p>
+      <w:r>
+        <w:rPr>
+          <w:b/>
+        </w:rPr>
         <w:t>Kolflarnlav (NT)</w:t>
       </w:r>
       <w:r>
         <w:t xml:space="preserve"> är brandberoende och växer nästan uteslutande på kolad hård kärnved av tall. Etableringen verkar ske först 100–300 år efter brand och nytt substrat nybildas i mycket begränsad omfattning. Avverkning av tallskog av naturskogskaraktär med spår av återkommande bränder är ett hot och mängden lämplig ved att växa på för arten minskar dels på grund av naturlig nedbrytning men framförallt på grund av att det förstörs i samband med slutavverkningar, gallringar och markberedning. Såväl kolflarnlav som mörk kolflarnlav har glänsande bålfjäll och förekommer främst i tall- och blandbarrskogar av naturskogskaraktär med spår av återkommande bränder. Skogar som dessa hyser höga biologiska värden och bör skyddas (SLU Artdatabanken, 2024).</w:t>
+      </w:r>
+    </w:p>
+    <w:p>
+      <w:r>
+        <w:rPr>
+          <w:b/>
+        </w:rPr>
+        <w:t>Liten svartspik (NT)</w:t>
+      </w:r>
+      <w:r>
+        <w:t xml:space="preserve"> växer på granbark i boreala barrskogar med lång trädkontinuitet och hög luftfuktighet. Orsaken till tillbakagången beror på främst på slutavverkningar av naturskogsartade granskogar. Bestånd med riklig förekomst av liten svartspik bör regelmässigt sparas. Naturhänsyn i samband med slutavverkning måste ske så att man undviker uttorkningseffekter (SLU Artdatabanken, 2024).</w:t>
+      </w:r>
+    </w:p>
+    <w:p>
+      <w:r>
+        <w:rPr>
+          <w:b/>
+        </w:rPr>
+        <w:t>Mörk kolflarnlav (NT)</w:t>
+      </w:r>
+      <w:r>
+        <w:t xml:space="preserve"> är brandberoende och växer nästan uteslutande på kolad hård kärnved av tall. Arten förekommer främst i glesa, öppna tall- och blandbarrskogar av naturskogskaraktär och etableringen verkar ske sent efter brand, kanske först efter 100–300 år. Mörk kolflarnlav indikerar skog med höga naturvärden och vanligast är att den påträffas på rester av nedbrunna torrakor och högstubbar och lågstubbar som är så grova att hela innandömet är urbränt. Tall- och blandbarrskogar av naturskogskaraktär med spår av återkommande bränder hyser höga biologiska värden och bör skyddas (SLU Artdatabanken, 2024).</w:t>
+      </w:r>
+    </w:p>
+    <w:p>
+      <w:r>
+        <w:rPr>
+          <w:b/>
+        </w:rPr>
+        <w:t>Nordlig nållav (NT)</w:t>
+      </w:r>
+      <w:r>
+        <w:t xml:space="preserve"> signalerar alltid miljöer med höga naturvärden. På lokalerna förekommer nästan alltid andra rödlistade eller ovanliga arter knutna till gamla skogar. Alla skogsskötselåtgärder på eller i omedelbar närhet av lokalerna utgör ett hot. Några av lavens rikaste förekomster bör skyddas (SLU Artdatabanken, 2024; Nitare &amp; Skogsstyrelsen, 2019).</w:t>
+      </w:r>
+    </w:p>
+    <w:p>
+      <w:r>
+        <w:rPr>
+          <w:b/>
+        </w:rPr>
+        <w:t>Skrovellav (NT)</w:t>
+      </w:r>
+      <w:r>
+        <w:t xml:space="preserve"> växer på gamla lövträd och på klippor i gamla skogar med hög och jämn luftfuktighet. Slutavverkning av kontinuitetsskog utgör det största hotet och lavens fortsatta förekomst bör säkerställas genom att lokaler med äldre skog skyddas. I områden med mycket hög luftfuktighet kan man på bålen av skrovellav finna en sällsynt parasitsvamp med rödbruna apothecier, skrovellavsknapp </w:t>
+      </w:r>
+      <w:r>
+        <w:rPr>
+          <w:i/>
+        </w:rPr>
+        <w:t>Plectocarpon scrobiculatae</w:t>
+      </w:r>
+      <w:r>
+        <w:t xml:space="preserve"> (EN) (SLU Artdatabanken, 2024; Nitare &amp; Skogsstyrelsen, 2019).</w:t>
+      </w:r>
+    </w:p>
+    <w:p>
+      <w:r>
+        <w:rPr>
+          <w:b/>
+        </w:rPr>
+        <w:t>Stuplav</w:t>
+      </w:r>
+      <w:r>
+        <w:t xml:space="preserve"> är en mycket bra signalart i hela sitt utbredningsområde och förekommer nästan enbart i skogsmiljöer med höga naturvärden. Den indikerar långvarig förekomst av gamla lövträd och miljöer med konstant hög luftfuktighet. I skogar med suboceaniskt klimat finns det en mycket sällsynt parasit, njurlavsknapp </w:t>
+      </w:r>
+      <w:r>
+        <w:rPr>
+          <w:i/>
+        </w:rPr>
+        <w:t>Pletocarpon nephromeum</w:t>
+      </w:r>
+      <w:r>
+        <w:t xml:space="preserve"> (EN), som växer på stuplav (SLU Artdatabanken, 2024; Nitare &amp; Skogsstyrelsen, 2019).</w:t>
+      </w:r>
+    </w:p>
+    <w:p>
+      <w:r>
+        <w:rPr>
+          <w:b/>
+        </w:rPr>
+        <w:t>Ullticka (NT)</w:t>
+      </w:r>
+      <w:r>
+        <w:t xml:space="preserve"> är knuten till restbestånd av barrnaturskog och förekommer med ett tydligt optimum i orörda eller måttligt påverkade gamla granskogar där det föreligger viss kontinuitet av grov död ved. Ullticka är en bra signalart inom hela sitt utbredningsområde och i södra Sverige är den sällsynt och en god signalart för skyddsvärda granskogsmiljöer. Den hotas av avverkning och fragmentering av naturskog och äldre granskog med lång trädkontinuitet. På ullticka kan ibland ulltickeporing (VU) påträffas - det är en sällsynt ticka som nyligen delats upp i tre olika arter: </w:t>
+      </w:r>
+      <w:r>
+        <w:rPr>
+          <w:i/>
+        </w:rPr>
+        <w:t xml:space="preserve">Skeletocutis brevispora </w:t>
+      </w:r>
+      <w:r>
+        <w:t>(ulltickeporing)</w:t>
+      </w:r>
+      <w:r>
+        <w:rPr>
+          <w:i/>
+        </w:rPr>
+        <w:t>, Skeletocutis delicata och Skeletocutis exilis</w:t>
+      </w:r>
+      <w:r>
+        <w:t>. De två sistnämnda arterna står för närvarande (2020) som ej bedömda i rödlistan (SLU Artdatabanken, 2024; Nitare &amp; Skogsstyrelsen, 2019; Miettinen &amp; Niemelä, 2018).</w:t>
+      </w:r>
+    </w:p>
+    <w:p>
+      <w:r>
+        <w:rPr>
+          <w:b/>
+        </w:rPr>
+        <w:t xml:space="preserve">Vaddporing (NT) </w:t>
+      </w:r>
+      <w:r>
+        <w:t>är en brunrötande vednedbrytare som hittas på undersidan av liggande murken tallved i olika former. Substratet utgörs framför allt av den typ av hård, kådimpregnerad och ofta kolad tallved som skapas i brandpräglad skog. Vedtypen nybildas i mycket liten omfattning och det är sannolikt att arten upplever en utdöendeskuld. För att garantera artens fortlevnad bör man både säkra att artens växtplatser hålls intakta samt att långsiktigt säkerställa att ny ved tillkommer, allra helst i omedelbar anslutning till artens växtplatser. Skoglig gallring och annat uttag av virke innebär ett hot mot arten (SLU Artdatabanken, 2024).</w:t>
+      </w:r>
+    </w:p>
+    <w:p>
+      <w:r>
+        <w:rPr>
+          <w:b/>
+        </w:rPr>
+        <w:t xml:space="preserve">Vedtrappmossa (NT) </w:t>
+      </w:r>
+      <w:r>
+        <w:t>växer på död ved, främst i gammal granskog. Den förekommer knappast alls i fjällnära barrskogar utan finns i skogslandskapet nedom fjällen och framför allt i landets södra delar är den en mycket bra signalart för barrnaturskog med höga naturvärden. Skogsavverkning och brist på grov död ved i skogen är de allvarligaste hoten och den överlever inte kalhyggesbruk. Lokaler med sluten granskog, tillräckligt stora för att säkerställa ett kontinuerligt tillskott på grova lågor, bör undantas från storskaligt skogsbruk (SLU Artdatabanken, 2024).</w:t>
+      </w:r>
+    </w:p>
+    <w:p>
+      <w:r>
+        <w:rPr>
+          <w:b/>
+        </w:rPr>
+        <w:t>Vitgrynig nållav (NT)</w:t>
+      </w:r>
+      <w:r>
+        <w:t xml:space="preserve"> växer nästan uteslutande på bark av gamla, senvuxna granar i skuggiga lägen med hög och jämn luftfuktighet. Den vanligaste naturtypen för arten är kontinuitetsskogar på frisk mark men den finns också i sumpgranskogar. På lång sikt utgör avverkningar av olikåldriga granskogar av naturskogskaraktär ett allvarligt hot mot arten och skogsbruksåtgärder på eller i närheten av växtplatserna bör undvikas. Naturskogsartade, fuktiga granskogar med förekomster av arten signalerar höga biologiska värden och bör bevaras (SLU Artdatabanken, 2024; Nitare &amp; Skogsstyrelsen, 2019).</w:t>
       </w:r>
     </w:p>
     <w:p>
@@ -267,8 +435,119 @@
     </w:p>
     <w:p>
       <w:r>
-        <w:t>Följande fridlysta arter har sina livsmiljöer och växtplatser i den avverkningsanmälda skogen: korallrot (S, §8).</w:t>
-      </w:r>
+        <w:t>Följande fridlysta arter har sina livsmiljöer och växtplatser i den avverkningsanmälda skogen: knärot (VU, §8), järpe (NT, §4), talltita (NT, §4), tretåig hackspett (NT, §4), korallrot (S, §8) och plattlummer (S, §9).</w:t>
+      </w:r>
+    </w:p>
+    <w:p>
+      <w:r>
+        <w:t xml:space="preserve">Observera att medlemsländerna är skyldiga att agera i enlighet med EU:s fågeldirektiv där det uttryckligen står att direktivet gäller för fåglar samt för deras ägg, bon och </w:t>
+      </w:r>
+      <w:r>
+        <w:rPr>
+          <w:b/>
+        </w:rPr>
+        <w:t xml:space="preserve">livsmiljöer </w:t>
+      </w:r>
+      <w:r>
+        <w:t>(artikel 1). Vidare att de åtgärder som vidtas inte får leda till en försämring av den nuvarande situationen beträffande bevarandet av de fågelarter som avses i artikel 1 (artikel 13). Fågeldirektivet är styrande för tillsynsansvariga myndigheters ärendehantering, ställningstaganden och beslutsfattande.</w:t>
+      </w:r>
+    </w:p>
+    <w:p>
+      <w:r>
+        <w:rPr>
+          <w:b/>
+        </w:rPr>
+        <w:t>Järpe (NT, §4)</w:t>
+      </w:r>
+      <w:r>
+        <w:t>, rödlistad som nära hotad och prioriterad art i Skogsvårdslagen har häckningsrevir i avverkningsanmälan. Arten har minskat med 25 (10–40) % under de senaste 12 åren och är mycket stationär inom sitt revir som är minst 25 hektar stort. Dess livsmiljöer utgörs av tät barrskog med inblandning av lövträd och en väl utvecklad flerskiktad struktur med bärris och yngre eller undertryckta, täta granar i ett lägre skikt, ofta utmed bäckar och åar inne i den skyddande granskogen. Järpen överlever inte om dess livsmiljö kalavverkas och är även känslig för röjning, gallring och avverkning där unga granar och lövträd inte sparas i tillräcklig omfattning (SLU Artdatabanken, 2022).</w:t>
+      </w:r>
+    </w:p>
+    <w:p>
+      <w:r>
+        <w:rPr>
+          <w:b/>
+        </w:rPr>
+        <w:t>Knärot (VU, §8)</w:t>
+      </w:r>
+      <w:r>
+        <w:t xml:space="preserve"> är rödlistad som sårbar och fridlyst enligt 8§ artskyddsförordningen. En nyligen genomförd analys av 79 floraväktarlokaler indikerar att det behövs någonstans mellan 100 och 150 meters skyddszon för att en knärotspopulation inte ska dö ut på lång sikt (Sebestyén &amp; Sundberg, 2025). Detta ligger väl i linje med tidigare genomförda studier som visar att det krävs väl tilltagna buffertzoner för att knäroten inte ska ta skada av skogsbruksåtgärder i intilliggande skog (Johnson, 2014; Koelmeijer m.fl., 2022; Skogsstyrelsen, 2022). Arten är även känslig för gallring vilket framgår av Skogsstyrelsens egen vägledning för hänsyn till knärot (Skogsstyrelsen, 2022). För rika förekomster av knärot är reservatsbildning eller biotopskydd lämpliga åtgärder för att skydda den. På knärot kan den sällsynta rostsvampen </w:t>
+      </w:r>
+      <w:r>
+        <w:rPr>
+          <w:i/>
+        </w:rPr>
+        <w:t>Pucciniastrum goodyerae</w:t>
+      </w:r>
+      <w:r>
+        <w:t xml:space="preserve"> påträffas. </w:t>
+      </w:r>
+      <w:r>
+        <w:rPr>
+          <w:i/>
+        </w:rPr>
+        <w:t>Pucciniastrum goodyerae</w:t>
+      </w:r>
+      <w:r>
+        <w:t xml:space="preserve"> är klassad som NE (ej bedömd) i rödlistan (SLU Artdatabanken, 2024).</w:t>
+      </w:r>
+    </w:p>
+    <w:p>
+      <w:r>
+        <w:t>I det avverkningsanmälda området finns 11 fyndplatser för knärot registrerade på Artportalen. Figur 2 visar gränserna för buffertzoner på 50 m, som behöver lämnas kring fyndplatserna för att knärotslokalerna inte ska försvinna vid en avverkning. Av det avverkningsanmälda området överlappar 6.10 ha med buffertzonerna och får av detta skäl inte avverkas.</w:t>
+      </w:r>
+    </w:p>
+    <w:p>
+      <w:pPr>
+        <w:pStyle w:val="Caption"/>
+      </w:pPr>
+      <w:r>
+        <w:drawing>
+          <wp:inline xmlns:a="http://schemas.openxmlformats.org/drawingml/2006/main" xmlns:pic="http://schemas.openxmlformats.org/drawingml/2006/picture">
+            <wp:extent cx="5486400" cy="4399290"/>
+            <wp:docPr id="2" name="Picture 2"/>
+            <wp:cNvGraphicFramePr>
+              <a:graphicFrameLocks noChangeAspect="1"/>
+            </wp:cNvGraphicFramePr>
+            <a:graphic>
+              <a:graphicData uri="http://schemas.openxmlformats.org/drawingml/2006/picture">
+                <pic:pic>
+                  <pic:nvPicPr>
+                    <pic:cNvPr id="0" name="A 56149-2025 karta knärot.png"/>
+                    <pic:cNvPicPr/>
+                  </pic:nvPicPr>
+                  <pic:blipFill>
+                    <a:blip r:embed="rId17"/>
+                    <a:stretch>
+                      <a:fillRect/>
+                    </a:stretch>
+                  </pic:blipFill>
+                  <pic:spPr>
+                    <a:xfrm>
+                      <a:off x="0" y="0"/>
+                      <a:ext cx="5486400" cy="4399290"/>
+                    </a:xfrm>
+                    <a:prstGeom prst="rect"/>
+                  </pic:spPr>
+                </pic:pic>
+              </a:graphicData>
+            </a:graphic>
+          </wp:inline>
+        </w:drawing>
+      </w:r>
+    </w:p>
+    <w:p>
+      <w:pPr>
+        <w:pStyle w:val="Caption"/>
+      </w:pPr>
+      <w:r>
+        <w:t>Figur 2. Fyndplatser och buffertzoner för knärot i det avverkningsanmälda området. Endast fyndplatser vars buffertzoner överlappar med det avverkningsanmälda området har tagits med i visualiseringen. Kartans mittpunktskoordinat är N 7135086, E 492307 i SWEREF 99 TM.</w:t>
+      </w:r>
+    </w:p>
+    <w:p>
+      <w:pPr>
+        <w:pStyle w:val="Caption"/>
+      </w:pPr>
     </w:p>
     <w:p>
       <w:r>
@@ -279,6 +558,33 @@
       </w:r>
       <w:r>
         <w:t xml:space="preserve"> växer i sumpskogar och annan fuktig eller växelfuktig skogsmark, exempelvis i alkärr och kärrkanter, fuktiga bäckdalar, raviner, myrlaggar, sumpiga strandskogar samt i fuktiga lundar. Den visar på mer eller mindre stabila förhållanden och intakt hydrologi och är känslig för avverkning, körskador, skogsgödsling och dikning. Arten är fridlyst enligt 8 § artskyddsförordningen (SLU Artdatabanken, 2024; Nitare &amp; Skogsstyrelsen, 2019).</w:t>
+      </w:r>
+    </w:p>
+    <w:p>
+      <w:r>
+        <w:rPr>
+          <w:b/>
+        </w:rPr>
+        <w:t>Talltita (NT, §4)</w:t>
+      </w:r>
+      <w:r>
+        <w:t>, rödlistad som nära hotad och prioriterad art i Skogsvårdslagen har häckningsrevir i anmälan. Arten har minskat kraftigt de senaste 30 åren och minskningstakten innevarande 10-årsperiod beräknas till 20 (10–30) %. Talltitan är synnerligen trogen sitt cirka 15 hektar stora revir och är beroende av flerskiktade olikåldriga skogar för att kunna föda upp sina ungar. Talltitan försvinner om dess livsmiljö kalavverkas (Eggers &amp; Low (2014); Ekman (1979); Griesser et al (2007); Klein (2020); Siffczyk et al (2003); SLU Artdatabanken (2021).</w:t>
+      </w:r>
+    </w:p>
+    <w:p>
+      <w:r>
+        <w:rPr>
+          <w:b/>
+        </w:rPr>
+        <w:t>Tretåig hackspett (NT, §4)</w:t>
+      </w:r>
+      <w:r>
+        <w:t xml:space="preserve"> är rödlistad som nära hotad och ingår i bilaga 1 i EU:s fågeldirektiv. Tretåig hackspett är för sin överlevnad beroende av kontinuerlig tillförsel av äldre döende och död ved, som sker genom naturliga självgallringsprocesser i äldre grannaturskogar och barrblandade naturskogar. Om en skog genom skogsbruk gallras eller glesas ur så upphör och uteblir i stort sett den naturliga självgallringsprocessen för mycket lång tid framöver vilket omöjliggör upprätthållandet av den kontinuerliga ekologiska funktionen i ett område. Det finns studier som visar att naturskogens självgallringsprocess som den tretåiga hackspetten är beroende av, inte kan ersättas med efterlämnad hänsyn i skogsbruket (Imbeau &amp; Desrochers, 2002). Storleken på häckningsreviret varierar med skogstypen, förekomsten av död ved och graden av fragmentering, men är i allmänhet i storleksordningen 25–100 hektar. Vintertid krävs ofta betydligt större områden och det finns studier som antyder att arten behöver minst 100 hektar äldre skog. I områden med låg bonitet kan det behövas över 200 hektar lämpligt habitat för att ett par ska kunna reproducera sig. Områden med dokumenterad permanent förekomst i naturskogsmiljöer har vanligen så stora naturvärden att skogsbruk är olämpligt (Skogsstyrelsen, 2016).</w:t>
+      </w:r>
+    </w:p>
+    <w:p>
+      <w:r>
+        <w:t>I BILAGA 1 finns mer detaljerad information om ekologi samt krav på livsmiljö hos fridlysta arter.</w:t>
       </w:r>
     </w:p>
     <w:p>
@@ -333,6 +639,22 @@
       <w:r>
         <w:t>I den avverkningsanmälda skogen har fridlysta arter sina livsmiljöer och växtplatser. Att skada de fridlysta arternas livsmiljöer, växtplatser eller ekologiska funktion är inte tillåtet enligt artskyddsförordningen.</w:t>
       </w:r>
+      <w:r>
+        <w:rPr>
+          <w:i/>
+        </w:rPr>
+        <w:t xml:space="preserve"> EU:s medlemsländer och skogsbolag är skyldiga att agera i enlighet med EU:s fågeldirektiv där det uttryckligen står att direktivet gäller för fåglar samt för deras ägg, bon och </w:t>
+      </w:r>
+      <w:r>
+        <w:rPr>
+          <w:b/>
+          <w:i/>
+        </w:rPr>
+        <w:t xml:space="preserve">livsmiljöer </w:t>
+      </w:r>
+      <w:r>
+        <w:t>(artikel 1). Vidare att de åtgärder som vidtas inte får leda till en försämring av den nuvarande situationen beträffande bevarandet av de fågelarter som avses i artikel 1 (artikel 13).</w:t>
+      </w:r>
     </w:p>
     <w:p>
       <w:r>
@@ -350,10 +672,18 @@
         <w:rPr>
           <w:b/>
         </w:rPr>
-        <w:t xml:space="preserve">6.4.3 </w:t>
-      </w:r>
-      <w:r>
-        <w:t>Bevarandeåtgärder genomförs för de kända förekomster av rödlistade arter som påverkas av skogsbruk.</w:t>
+        <w:t xml:space="preserve">6.4.1 </w:t>
+      </w:r>
+      <w:r>
+        <w:t>Följande biotoper undantas från alla skogsbruksåtgärder, förutom åtgärder påkallade för att bevara eller främja biotopens naturliga eller hävdbetingade biologiska mångfald:</w:t>
+      </w:r>
+    </w:p>
+    <w:p>
+      <w:pPr>
+        <w:ind w:left="357"/>
+      </w:pPr>
+      <w:r>
+        <w:t>b) nyckelbiotoper enligt Skogsstyrelsens definition och metod (1995)</w:t>
       </w:r>
     </w:p>
     <w:p>
@@ -371,7 +701,36 @@
         <w:rPr>
           <w:i/>
         </w:rPr>
-        <w:t>I det avverkningsanmälda skogsområdet har 3 naturvårdsarter varav 1 rödlistade arter sina livsmiljöer och växtplatser.</w:t>
+        <w:t>I det avverkningsanmälda skogsområdet har 22 rödlistade arter och signalarter påträffats. Detta ska jämföras med Skogsstyrelsens uppföljning 2017 av nyckelbiotoper som visade att man i genomsnitt hittar 20,6 olika rödlistade arter och signalarter i en nyckelbiotop (Wijk, S. 2017. Biologisk mångfald i nyckelbiotoper – Resultat från inventeringen “Uppföljning biologisk mångfald” 2009–2015. Rapport 4/2017 Skogsstyrelsen, Jönköping).</w:t>
+      </w:r>
+    </w:p>
+    <w:p>
+      <w:r>
+        <w:rPr>
+          <w:b/>
+        </w:rPr>
+        <w:t xml:space="preserve">6.4.3 </w:t>
+      </w:r>
+      <w:r>
+        <w:t>Bevarandeåtgärder genomförs för de kända förekomster av rödlistade arter som påverkas av skogsbruk.</w:t>
+      </w:r>
+    </w:p>
+    <w:p>
+      <w:pPr>
+        <w:pStyle w:val="ListBullet"/>
+      </w:pPr>
+      <w:r>
+        <w:rPr>
+          <w:b/>
+          <w:i/>
+        </w:rPr>
+        <w:t xml:space="preserve">Kommentar: </w:t>
+      </w:r>
+      <w:r>
+        <w:rPr>
+          <w:i/>
+        </w:rPr>
+        <w:t>I det avverkningsanmälda skogsområdet har 22 naturvårdsarter varav 16 rödlistade arter sina livsmiljöer och växtplatser.</w:t>
       </w:r>
     </w:p>
     <w:p>
@@ -556,6 +915,535 @@
           <w:i/>
         </w:rPr>
         <w:t>I den avverkningsanmälda skogen har fridlysta arter sina livsmiljöer och växtplatser. Att skada de fridlysta arternas livsmiljöer, växtplatser eller ekologiska funktion är inte tillåtet enligt artskyddsförordningen</w:t>
+      </w:r>
+    </w:p>
+    <w:p>
+      <w:r>
+        <w:br w:type="page"/>
+      </w:r>
+    </w:p>
+    <w:p>
+      <w:pPr>
+        <w:pStyle w:val="Title"/>
+      </w:pPr>
+      <w:r>
+        <w:t>BILAGA 1 – Fridlysta arter</w:t>
+      </w:r>
+    </w:p>
+    <w:p>
+      <w:pPr>
+        <w:pStyle w:val="Heading1"/>
+      </w:pPr>
+      <w:r>
+        <w:t>Järpe – ekologi samt krav på livsmiljön</w:t>
+      </w:r>
+    </w:p>
+    <w:p>
+      <w:r>
+        <w:t>Järpe är rödlistad som nära hotad (NT), fridlyst enligt 4§ Artskyddsförordningen och prioriterad art i Skogsvårdslagen. Järpen, som minskat med 25 (10–40) % under de senaste 12 åren, har sina livsmiljöer i tät barrskog med inblandning av lövträd och en väl utvecklad flerskiktad struktur med bärris och yngre eller undertryckta, täta granar i ett lägre skikt, ofta utmed bäckar och åar inne i den skyddande granskogen.</w:t>
+      </w:r>
+    </w:p>
+    <w:p>
+      <w:r>
+        <w:t>Arten behöver lämpliga skogsbestånd om sammanlagt minst 25 hektar. Den är mycket stationär inom sitt revir och när ett par etablerat sig stannar de så länge miljön är intakt. Den undviker öppen mark och förﬂyttar sig sällan över större öppna myrar eller åkermark, och är därför känslig för fragmentering. Järpen överlever inte om dess livsmiljö kalavverkas och är även känslig för röjning, gallring och avverkning där unga granar och lövträd inte sparas i tillräcklig omfattning (SLU Artdatabanken, 2022).</w:t>
+      </w:r>
+    </w:p>
+    <w:p>
+      <w:pPr>
+        <w:pStyle w:val="Heading2"/>
+      </w:pPr>
+      <w:r>
+        <w:t>Referenser – järpe</w:t>
+      </w:r>
+    </w:p>
+    <w:p>
+      <w:r>
+        <w:t xml:space="preserve">SLU Artdatabanken, 2022. </w:t>
+      </w:r>
+      <w:r>
+        <w:rPr>
+          <w:i/>
+        </w:rPr>
+        <w:t xml:space="preserve">Artfaktablad. Naturvård – artfakta. </w:t>
+      </w:r>
+      <w:r>
+        <w:t>SLU Artdatabanken, Uppsala</w:t>
+      </w:r>
+    </w:p>
+    <w:p>
+      <w:pPr>
+        <w:pStyle w:val="Heading1"/>
+      </w:pPr>
+      <w:r>
+        <w:t>Knärot – ekologi samt krav på livsmiljön</w:t>
+      </w:r>
+    </w:p>
+    <w:p>
+      <w:r>
+        <w:t>Knärot är fridlyst enligt 8 och 15 §§ artskyddsförordningen och klassad som sårbar (VU) enligt rödlistan 2020. Knärot är beroende av hög och jämn luftfuktighet i gamla, ostörda skogsmiljöer och är känslig för snabba förändringar av ljus-/vindförhållanden eller uttorkning. På grund av ett alltför intensivt skogsbruk har den minskat med 40 (25–50) % under de senaste 60 åren och i framtiden bedöms minskningstakten uppgå till 30 (20–40) %. Till följd av att arten har en dokumenterat högre minskningstakt i förhållande till sin generationstid än vad som tidigare varit känt (data från Riksskogstaxeringen) höjdes den till hotkategori sårbar (VU) i rödlistan 2020 (SLU Artdatabanken, 2024).</w:t>
+      </w:r>
+    </w:p>
+    <w:p>
+      <w:r>
+        <w:t>En analys av 79 floraväktarlokaler åren 1990–2015 vilka återbesökts under 2020–2024 visade på en tydlig negativ påverkan på knärotsförekomster från större hyggen i närområdet (inom 150–200 m) vilket indikerar att kanteffekter har en stor påverkan på populationerna. Resultaten bekräftar knärotens känslighet för kanteffekter och visar vikten av att skydda större skogsbestånd för att bevara arten. Om det blir höga andelar (&gt;30%) hyggen inom 200 meter från en knärotsförekomst så ökar risken för att en knärotspopulation dör ut och det verkar det behövas någonstans mellan 100 och 150 meters skyddszon för att bevara arten på lång sikt (Sebestyén &amp; Sundberg, 2025).</w:t>
+      </w:r>
+    </w:p>
+    <w:p>
+      <w:r>
+        <w:t xml:space="preserve">Samuel Johnsons doktorsavhandling </w:t>
+      </w:r>
+      <w:r>
+        <w:rPr>
+          <w:i/>
+        </w:rPr>
+        <w:t>“Retention Forestry as a Conservation Measure for Boreal Forest Ground Vegetation”</w:t>
+      </w:r>
+      <w:r>
+        <w:t xml:space="preserve"> (SLU, Uppsala 2014) visar att det krävs väl tilltagna skyddszoner för att knärotens växtplatser inte ska ta skada av skogsbruksåtgärder i intilliggande områden: </w:t>
+      </w:r>
+      <w:r>
+        <w:rPr>
+          <w:i/>
+        </w:rPr>
+        <w:t xml:space="preserve">“Study III shows that retention patches smaller than 0.5 ha do not lifeboat the sensitive forest herb G. repens, a species that depend on stable microclimatic conditions typical for intact forest stands.” </w:t>
+      </w:r>
+      <w:r>
+        <w:t xml:space="preserve">Vidare </w:t>
+      </w:r>
+      <w:r>
+        <w:rPr>
+          <w:i/>
+        </w:rPr>
+        <w:t>“More sensitive forest species are not lifeboated in retention patches ranging from 0.05 to 0.5 ha (Papers II &amp; III).”</w:t>
+      </w:r>
+    </w:p>
+    <w:p>
+      <w:r>
+        <w:t xml:space="preserve">Johnsons (2014) rekommendation på minst 50 meters breda skyddszoner runt knärotens växtplatser motsvarar en areal på 0,78 hektar, vilket ligger i linje med andra studier som gjorts på känsliga skogsarter: </w:t>
+      </w:r>
+      <w:r>
+        <w:rPr>
+          <w:i/>
+        </w:rPr>
+        <w:t>“In study III I also show that translocated specimens of G. repens survives well in mature forests at least 50 m from the nearest edge to an open area. Moreover, measures of temperature and humidity show that such distances from an open area is far enough to offer a microclimate that is more stable compared to what present in retention patches of around 0.1 ha. This means that the very centre of a circular patch with radius 50 m (equals a size of 0.78 ha) should offer conditions similar to interior forest and would perhaps be a suitable habitat for G. repens and similar species. Previous studies from both North America and Sweden have also concluded that patches between 0.5 and one ha are sufficient for preserving interior forest vegetation as well as sensitive lichens and bryophytes (de Graaf &amp; Roberts 2009; Halpern et al. 2012; Rudolphi et al. 2014).”</w:t>
+      </w:r>
+    </w:p>
+    <w:p>
+      <w:r>
+        <w:t>En nyligen publicerad vetenskaplig uppsats av Koelmeijer m.fl. (2022) inkluderar orkidén knärots skyddsbehov. I uppsatsen berörs problemet med uttorkning för växter, bl.a. för knärot, ett problem som blivit accentuerat på grund av den pågående klimatförändringen och torra somrar, t.ex. den exceptionellt torra sommaren 2018. I uppsatsen undersöks områden med tre olika avstånd från kalhyggeskant med avseende på skydd bl.a. för knärot. Det första området har avstånd upp till 20 m från hyggeskant (Strong edge effect), det andra 20–40 m från hyggeskant (Weak edge effect) och det tredje avser större avstånd från hyggeskant, där kanteffekten anses vara försumbar (Interior). Ett resultat var att man fann stor eller mycket stor uttorkningseffekt på känsliga och rödlistade skogsarter vid de kortare avstånden till hyggeskant, medan effekt av uttorkning inte konstaterades på större avstånd (Interior). För orkidén knärot fann man en rik förekomst (upp till 0,06 dm2/m2) på stort avstånd från hyggeskant (Interior), medan förekomsten var liten eller närmast försumbar i de områden som klassificerades som Weak edge effect respektive Strong edge effect. Arbetet påpekar att de allt oftare förekommande torra somrarna ger ytterligare skäl att utöka skyddsavståndet från hyggen till den fuktkrävande arten knärot (Koelmeijer m.fl., 2022).</w:t>
+      </w:r>
+    </w:p>
+    <w:p>
+      <w:r>
+        <w:t>Även Skogsstyrelsens egen vägledning för hänsyn till knärot ligger i linje med ovanstående forskningsstudier. Av vägledningen framgår det att för med hög sannolikhet kunna bevara befintliga förekomster krävs relativt stora avsättningar av uppvuxen skog med slutet och relativt tätt kronskikt. Som riktlinje kan krävas ett avstånd på 50 meter in från brynet för att vidmakthålla ett fungerande mikroklimat. Detta innebär att fristående hänsynsytor för många arter (kärlväxter, lavar och mossor) kan behöva ha en area överstigande 0,8 hektar (cirkelyta med radien 50 meter = 0,78 hektar) för att bibehålla lokalklimatet. Även ganska små förändringar i form av förändrade ljus- och fuktighetsförhållanden, till exempel till följd av gallring, kan leda till att arten försvinner till följd av konkurrens med mera ljuskrävande och snabbväxande arter (Skogsstyrelsen, 2022).</w:t>
+      </w:r>
+    </w:p>
+    <w:p>
+      <w:r>
+        <w:t>Vid tillämpning av försiktighetsprincipen enligt 2 kap. 3 § miljöbalken bör sålunda 100–150 meters skyddszon lämnas runt knärotens växtplatser.</w:t>
+      </w:r>
+    </w:p>
+    <w:p>
+      <w:pPr>
+        <w:pStyle w:val="Heading2"/>
+      </w:pPr>
+      <w:r>
+        <w:t>Referenser – knärot</w:t>
+      </w:r>
+    </w:p>
+    <w:p>
+      <w:r>
+        <w:t xml:space="preserve">de Graaf M &amp; Roberts M.R., 2009. </w:t>
+      </w:r>
+      <w:r>
+        <w:rPr>
+          <w:i/>
+        </w:rPr>
+        <w:t xml:space="preserve">Short-term response of the herbaceous layer within leave patches after harvest. </w:t>
+      </w:r>
+      <w:r>
+        <w:t>Forest Ecology and Management 257, 1014–1025</w:t>
+      </w:r>
+    </w:p>
+    <w:p>
+      <w:r>
+        <w:t xml:space="preserve">Halpern, C. B., Halaj, J., Evans, S. A., &amp; Dovciak, M., 2012. </w:t>
+      </w:r>
+      <w:r>
+        <w:rPr>
+          <w:i/>
+        </w:rPr>
+        <w:t xml:space="preserve">Level and pattern of overstory retention interact to shape long-term responses of understories to timber harvest. </w:t>
+      </w:r>
+      <w:r>
+        <w:t>Ecological Applications, 22, 2049–2064</w:t>
+      </w:r>
+    </w:p>
+    <w:p>
+      <w:r>
+        <w:t xml:space="preserve">Johnson, S., 2014. </w:t>
+      </w:r>
+      <w:r>
+        <w:rPr>
+          <w:i/>
+        </w:rPr>
+        <w:t>Retention Forestry as a Conservation Measure for Boreal Forest Ground Vegetation</w:t>
+      </w:r>
+      <w:r>
+        <w:t>. Doktorsavhandling, SLU, Uppsala</w:t>
+      </w:r>
+    </w:p>
+    <w:p>
+      <w:r>
+        <w:t xml:space="preserve">Koelmeijer, I. A., Ehrlén, J., Jönsson, M., De Frenne, P., Berg, P., Andersson, J., Weibull, H. &amp; Hylander, N. 2022. </w:t>
+      </w:r>
+      <w:r>
+        <w:rPr>
+          <w:i/>
+        </w:rPr>
+        <w:t xml:space="preserve">Interactive effects of drought and edge exposure on old-growth forest understory species. </w:t>
+      </w:r>
+      <w:r>
+        <w:t>Landscape Ecology, 37, sid 1839–1853</w:t>
+      </w:r>
+    </w:p>
+    <w:p>
+      <w:r>
+        <w:t xml:space="preserve">Rudolphi, J., Jönsson, M. T., &amp; Gustafsson, L., 2014. </w:t>
+      </w:r>
+      <w:r>
+        <w:rPr>
+          <w:i/>
+        </w:rPr>
+        <w:t xml:space="preserve">Biological legacies buffer local species extinction after logging. </w:t>
+      </w:r>
+      <w:r>
+        <w:t>Journal of Applied Ecology. 51, 53–62.</w:t>
+      </w:r>
+    </w:p>
+    <w:p>
+      <w:r>
+        <w:t xml:space="preserve">Sebestyén, L. och Sundberg, S. 2025.  </w:t>
+      </w:r>
+      <w:r>
+        <w:rPr>
+          <w:i/>
+        </w:rPr>
+        <w:t>Påverkan på knärotslokaler från hyggen i närheten.</w:t>
+      </w:r>
+      <w:r>
+        <w:t xml:space="preserve"> DAPHNE 36:1 2025. Botaniska Sällskapet i Stockholm</w:t>
+      </w:r>
+    </w:p>
+    <w:p>
+      <w:r>
+        <w:t xml:space="preserve">Skogsstyrelsen, 2022. </w:t>
+      </w:r>
+      <w:r>
+        <w:rPr>
+          <w:i/>
+        </w:rPr>
+        <w:t xml:space="preserve">Vägledning för hänsyn till knärot. </w:t>
+      </w:r>
+      <w:r>
+        <w:t>https://www.skogsstyrelsen.se/lag-och-tillsyn/artskydd/vagledningar-och-kunskapsstod-artskydd/vagledning-for-hansyn-till-knarot/</w:t>
+      </w:r>
+    </w:p>
+    <w:p>
+      <w:r>
+        <w:t xml:space="preserve">SLU Artdatabanken, 2024. </w:t>
+      </w:r>
+      <w:r>
+        <w:rPr>
+          <w:i/>
+        </w:rPr>
+        <w:t xml:space="preserve">Artfaktablad. Naturvård – artfakta. </w:t>
+      </w:r>
+      <w:r>
+        <w:t>SLU Artdatabanken, Uppsala</w:t>
+      </w:r>
+    </w:p>
+    <w:p>
+      <w:pPr>
+        <w:pStyle w:val="Heading1"/>
+      </w:pPr>
+      <w:r>
+        <w:t>Talltita – ekologi samt krav på livsmiljön</w:t>
+      </w:r>
+    </w:p>
+    <w:p>
+      <w:r>
+        <w:t>Talltita är rödlistad som NT, fridlyst och prioriterad art i Skogsvårdslagen. Den omfattas av EU:s fågeldirektiv. Arten har minskat kraftigt de senaste 30 åren och minskningstakten innevarande 10-årsperiod beräknas till 20 (10–30) % (SLU Artdatabanken, 2022).</w:t>
+      </w:r>
+    </w:p>
+    <w:p>
+      <w:r>
+        <w:t>Talltita föredrar större sammanhängande barrskogar, och finns såväl i tallskog som granskog och i lövblandad barrskog. Skogens struktur är viktig och ska helst vara flerskiktad med riklig underväxt av mindre granar, björk och andra lövträd och buskar. Tillgång på murknande högstubbar är särskilt viktig, eftersom talltitan helst själv hackar ut sitt bohål (SLU Artdatabanken, 2022).</w:t>
+      </w:r>
+    </w:p>
+    <w:p>
+      <w:r>
+        <w:t>Det finns flera studier som visar att talltita är känslig för gallring och inte överlever när dess livsmiljö kalavverkas (Eggers and Low, 2014; Griesser et al., 2007; Klein, 2020). Talltitans revir är förhållandevis stora, 10–20 hektar och arten missgynnas när skogen fragmenteras. Kalavverkning av större delar av reviret innebär att det överges (Artdatabanken, 2021).</w:t>
+      </w:r>
+    </w:p>
+    <w:p>
+      <w:r>
+        <w:t>Talltitan är synnerligen trogen sitt revir så länge paret lever och biotopen förblir intakt. Paret stannar i sitt revir året om. En förlust av ett revir har därför en stor inverkan på den lokala populationen och trakthyggesbruket anses vara orsak till den svenska populationens kraftiga minskning. Talltiteparets revirtrohet innebär att närhelst under året man observerar en adult talltita så ingår denna plats i reviret (Siffczyk et al., 2003; Ekman, 1979).</w:t>
+      </w:r>
+    </w:p>
+    <w:p>
+      <w:pPr>
+        <w:pStyle w:val="Heading2"/>
+      </w:pPr>
+      <w:r>
+        <w:t>Referenser – talltita</w:t>
+      </w:r>
+    </w:p>
+    <w:p>
+      <w:r>
+        <w:t xml:space="preserve">Eggers, S., Low, M., 2014. </w:t>
+      </w:r>
+      <w:r>
+        <w:rPr>
+          <w:i/>
+        </w:rPr>
+        <w:t xml:space="preserve">Differential demographic responses of sympatric Parids to vegetation management in boreal forest. </w:t>
+      </w:r>
+      <w:r>
+        <w:t>For. Ecol. Manage. 319, 169–175.</w:t>
+      </w:r>
+    </w:p>
+    <w:p>
+      <w:r>
+        <w:t xml:space="preserve">Ekman, J., 1979. </w:t>
+      </w:r>
+      <w:r>
+        <w:rPr>
+          <w:i/>
+        </w:rPr>
+        <w:t xml:space="preserve">Coherence, composition and territories of winter social groups of the Willow Tit Parus montanus and the Crested Tit P. cristatus. </w:t>
+      </w:r>
+      <w:r>
+        <w:t>Ornis Scandinavica, 10, pp 56–68</w:t>
+      </w:r>
+    </w:p>
+    <w:p>
+      <w:r>
+        <w:t xml:space="preserve">Griesser, M., Nystrand, M., Eggers, S., Ekman, J., 2007. </w:t>
+      </w:r>
+      <w:r>
+        <w:rPr>
+          <w:i/>
+        </w:rPr>
+        <w:t xml:space="preserve">Impact of forestry practices on fitness correlates and population productivity in an open-nesting bird species. </w:t>
+      </w:r>
+      <w:r>
+        <w:t>Conserv. Biol. 21, 767–774. https://doi.org/10.1111/j.1523- 1739.2007.00675.x</w:t>
+      </w:r>
+    </w:p>
+    <w:p>
+      <w:r>
+        <w:t xml:space="preserve">Klein, J., 2020. </w:t>
+      </w:r>
+      <w:r>
+        <w:rPr>
+          <w:i/>
+        </w:rPr>
+        <w:t xml:space="preserve">The forgotten forest – On thinning, retention, and biodiversity in the boreal forest. </w:t>
+      </w:r>
+      <w:r>
+        <w:t>Doctoral Thesis No. 2020:50</w:t>
+      </w:r>
+    </w:p>
+    <w:p>
+      <w:r>
+        <w:t xml:space="preserve">Siffczyk, C., Brotons, L., Kangas, K., Orell, M., 2003. </w:t>
+      </w:r>
+      <w:r>
+        <w:rPr>
+          <w:i/>
+        </w:rPr>
+        <w:t xml:space="preserve">Home range size of willow tits. </w:t>
+      </w:r>
+      <w:r>
+        <w:t>Oecologica, 136, 635–642 (2003)</w:t>
+      </w:r>
+    </w:p>
+    <w:p>
+      <w:r>
+        <w:t xml:space="preserve">SLU Artdatabanken, 2021. </w:t>
+      </w:r>
+      <w:r>
+        <w:rPr>
+          <w:i/>
+        </w:rPr>
+        <w:t xml:space="preserve">Artfaktablad. Naturvård – artfakta. </w:t>
+      </w:r>
+      <w:r>
+        <w:t>SLU Artdatabanken, Uppsala</w:t>
+      </w:r>
+    </w:p>
+    <w:p>
+      <w:pPr>
+        <w:pStyle w:val="Heading1"/>
+      </w:pPr>
+      <w:r>
+        <w:t>Tretåig hackspett – ekologi samt krav på livsmiljön</w:t>
+      </w:r>
+    </w:p>
+    <w:p>
+      <w:r>
+        <w:t xml:space="preserve">Tretåig hackspett (NT) är fridlyst enligt §4 Artskyddsförordningen och finns med som prioriterad art i Skogsstyrelsen vägledning för skogsbruket (bilaga 4 till SVL). I vägledningen står bland annat att: </w:t>
+      </w:r>
+      <w:r>
+        <w:rPr>
+          <w:i/>
+        </w:rPr>
+        <w:t xml:space="preserve">“Tretåig hackspett har stora arealkrav och höga krav på sin livsmiljö. Omdaningen av naturskogar till kulturskogar medför en förlust av viktiga miljöer, något som förstärks av ökad fragmentering till följd av avverkningar.” </w:t>
+      </w:r>
+      <w:r>
+        <w:t xml:space="preserve">Vidare att: </w:t>
+      </w:r>
+      <w:r>
+        <w:rPr>
+          <w:i/>
+        </w:rPr>
+        <w:t>“Områden med dokumenterad permanent förekomst i naturskogsmiljöer har vanligen så stora naturvärden att skogsbruk är olämpligt”.</w:t>
+      </w:r>
+    </w:p>
+    <w:p>
+      <w:r>
+        <w:t>Tretåig hackspett är beroende av större sammanhängande naturskogar med kontinuerlig tillgång och nybildning av död ved och fragmentering av livsmiljöerna utgör ett stort hot mot arten (se exempelvis Stachura-Skierczynska et al., 2009; Wesolowski et al., 2005; Butler et al., 2004; Pakkala et al., 2002; Amcoff et al., 1996; Virkkala, 1991). Det finns studier som visar att naturskogens självgallringsprocess som den tretåiga hackspetten är beroende av, inte kan ersättas med efterlämnad hänsyn i skogsbruket (Imbeau &amp; Desrochers, 2002).</w:t>
+      </w:r>
+    </w:p>
+    <w:p>
+      <w:r>
+        <w:t>Permanenta revir av tretåig hackspett karaktäriseras ofta av artens typiska ringformigt ordnade hackmärken på framför allt gamla granar. För att säkerställa att inte revir av tretåig hackspett drabbas av avverkningsplanerna bör en inventering göras i området både under häckningstid och under vintern, då arten utnyttjar betydligt större områden än under sommarens häckningsrevir. Storleken på häckningsreviret varierar med skogstypen, förekomsten av död ved och graden av fragmentering, men är i allmänhet i storleksordningen 25–100 hektar.</w:t>
+      </w:r>
+    </w:p>
+    <w:p>
+      <w:r>
+        <w:t>Förutom fridlysning enligt §4 Artskyddsförordningen är tretåig hackspett även förtecknad i EU:s fågeldirektiv bilaga 1. Den ingår också i Natura 2000 och är förtecknad i Bernkonventionen bilaga II (strikt skyddade djurarter).</w:t>
+      </w:r>
+    </w:p>
+    <w:p>
+      <w:pPr>
+        <w:pStyle w:val="Heading2"/>
+      </w:pPr>
+      <w:r>
+        <w:t>Referenser – tretåig hackspett</w:t>
+      </w:r>
+    </w:p>
+    <w:p>
+      <w:r>
+        <w:t xml:space="preserve">Amcoff, M. &amp; Eriksson, P. 1996. </w:t>
+      </w:r>
+      <w:r>
+        <w:rPr>
+          <w:i/>
+        </w:rPr>
+        <w:t xml:space="preserve">Förekomst av tretåig hackspett Picoides tridactylus på bestånds- och landskapsnivå. </w:t>
+      </w:r>
+      <w:r>
+        <w:t>Ornis Svecica 6: 107–119</w:t>
+      </w:r>
+    </w:p>
+    <w:p>
+      <w:r>
+        <w:t xml:space="preserve">Butler, R., Angelstam, P., Ekelund, P. &amp; Schlaeffer, R. 2004. </w:t>
+      </w:r>
+      <w:r>
+        <w:rPr>
+          <w:i/>
+        </w:rPr>
+        <w:t xml:space="preserve">Dead wood threshold values for the three-toed woodpecker presence in boreal and sub-Alpine forest. </w:t>
+      </w:r>
+      <w:r>
+        <w:t>Biological conservation 119(3): 305–318</w:t>
+      </w:r>
+    </w:p>
+    <w:p>
+      <w:r>
+        <w:t xml:space="preserve">Imbeau, L. &amp; Desrochers, A. 2002. </w:t>
+      </w:r>
+      <w:r>
+        <w:rPr>
+          <w:i/>
+        </w:rPr>
+        <w:t xml:space="preserve">Foraging Ecology and Use of Drumming Trees by Three-Toed Woodpeckers. </w:t>
+      </w:r>
+      <w:r>
+        <w:t>The Journal of Wildlife Management. Vol. 66, No. 1 (Jan., 2002), pp. 222–231.</w:t>
+      </w:r>
+    </w:p>
+    <w:p>
+      <w:r>
+        <w:t xml:space="preserve">Pakkala, T., Hanski, I. &amp; Tomppo, E. 2002. </w:t>
+      </w:r>
+      <w:r>
+        <w:rPr>
+          <w:i/>
+        </w:rPr>
+        <w:t xml:space="preserve">Spatial ecology of the three-toed woodpecker in managed forest landscapes. </w:t>
+      </w:r>
+      <w:r>
+        <w:t>Silva Fennica 36(1): 279–288.</w:t>
+      </w:r>
+    </w:p>
+    <w:p>
+      <w:r>
+        <w:t xml:space="preserve">Skogsstyrelsen, 2016. </w:t>
+      </w:r>
+      <w:r>
+        <w:rPr>
+          <w:i/>
+        </w:rPr>
+        <w:t xml:space="preserve">Vägledning för hänsyn till fåglar – Tretåig hackspett. </w:t>
+      </w:r>
+      <w:r>
+        <w:t>www.skogsstyrelsen.se</w:t>
+      </w:r>
+    </w:p>
+    <w:p>
+      <w:r>
+        <w:t xml:space="preserve">Stachura-Skierczynska, K., Tumiel, T. &amp; Skierczynski, M. 2009. </w:t>
+      </w:r>
+      <w:r>
+        <w:rPr>
+          <w:i/>
+        </w:rPr>
+        <w:t xml:space="preserve">Habitat prediction model for three-toed woodpecker and its implications for the conservation of biologically valuable forests. </w:t>
+      </w:r>
+      <w:r>
+        <w:t>Forest Ecology and Management 258(5): 697–703.</w:t>
+      </w:r>
+    </w:p>
+    <w:p>
+      <w:r>
+        <w:t xml:space="preserve">Virkkala, R. 1991. </w:t>
+      </w:r>
+      <w:r>
+        <w:rPr>
+          <w:i/>
+        </w:rPr>
+        <w:t xml:space="preserve">Population trends of forest birds in a Finnish Lapland landscape of large habitat blocks – Consequences of stochastic environmental variation or regional habitat alteration. </w:t>
+      </w:r>
+      <w:r>
+        <w:t>Biological conservation 56(2): 223–240</w:t>
+      </w:r>
+    </w:p>
+    <w:p>
+      <w:r>
+        <w:t xml:space="preserve">Wesolowski, T., Czeszczewik, D. &amp; Rowinski, P. 2005. </w:t>
+      </w:r>
+      <w:r>
+        <w:rPr>
+          <w:i/>
+        </w:rPr>
+        <w:t xml:space="preserve">Effects of forest management on Three-toed Woodpecker Picoides tridactylus distribution in the Bialowieza Forest (NE Poland): conservation implications. </w:t>
+      </w:r>
+      <w:r>
+        <w:t>Acta Ornithologica 40(1): 53–60.</w:t>
       </w:r>
     </w:p>
     <w:sectPr>
@@ -686,7 +1574,7 @@
     <w:r>
       <w:tab/>
       <w:tab/>
-      <w:t>2025-11-15</w:t>
+      <w:t>2025-11-20</w:t>
       <w:br/>
       <w:br/>
     </w:r>

--- a/klagomål/A 56149-2025 FSC-klagomål.docx
+++ b/klagomål/A 56149-2025 FSC-klagomål.docx
@@ -1574,7 +1574,7 @@
     <w:r>
       <w:tab/>
       <w:tab/>
-      <w:t>2025-11-20</w:t>
+      <w:t>2025-11-21</w:t>
       <w:br/>
       <w:br/>
     </w:r>

--- a/klagomål/A 56149-2025 FSC-klagomål.docx
+++ b/klagomål/A 56149-2025 FSC-klagomål.docx
@@ -1574,7 +1574,7 @@
     <w:r>
       <w:tab/>
       <w:tab/>
-      <w:t>2025-11-21</w:t>
+      <w:t>2025-11-22</w:t>
       <w:br/>
       <w:br/>
     </w:r>

--- a/klagomål/A 56149-2025 FSC-klagomål.docx
+++ b/klagomål/A 56149-2025 FSC-klagomål.docx
@@ -1574,7 +1574,7 @@
     <w:r>
       <w:tab/>
       <w:tab/>
-      <w:t>2025-11-22</w:t>
+      <w:t>2025-11-23</w:t>
       <w:br/>
       <w:br/>
     </w:r>

--- a/klagomål/A 56149-2025 FSC-klagomål.docx
+++ b/klagomål/A 56149-2025 FSC-klagomål.docx
@@ -1574,7 +1574,7 @@
     <w:r>
       <w:tab/>
       <w:tab/>
-      <w:t>2025-11-23</w:t>
+      <w:t>2025-11-24</w:t>
       <w:br/>
       <w:br/>
     </w:r>

--- a/klagomål/A 56149-2025 FSC-klagomål.docx
+++ b/klagomål/A 56149-2025 FSC-klagomål.docx
@@ -191,7 +191,7 @@
     </w:p>
     <w:p>
       <w:r>
-        <w:t>I avverkningsanmälan har följande 22 naturvårdsarter hittats: gräddporing (VU), knärot (VU, §8), garnlav (NT), granticka (NT), järpe (NT, §4), kolflarnlav (NT), liten svartspik (NT), mörk kolflarnlav (NT), nordlig nållav (NT), skrovellav (NT), talltita (NT, §4), tretåig hackspett (NT, §4), ullticka (NT), vaddporing (NT), vedtrappmossa (NT), vitgrynig nållav (NT), korallrot (S, §8), norrlandslav (S), plattlummer (S, §9), stuplav (S), trådticka (S) och vedticka (S). Av dessa är 16 rödlistade. För rödlistade arter har rödlistekategorin angivits inom parentes. Arter som är signalarter enligt Skogsstyrelsen har markerats med (S). För fridlysta arter anges även paragrafen i Artskyddsförordningen som arten är fridlyst enligt.</w:t>
+        <w:t>I avverkningsanmälan har följande 23 naturvårdsarter hittats: gräddporing (VU), knärot (VU, §8), tallbit (VU, §4), garnlav (NT), granticka (NT), järpe (NT, §4), kolflarnlav (NT), liten svartspik (NT), mörk kolflarnlav (NT), nordlig nållav (NT), skrovellav (NT), talltita (NT, §4), tretåig hackspett (NT, §4), ullticka (NT), vaddporing (NT), vedtrappmossa (NT), vitgrynig nållav (NT), korallrot (S, §8), norrlandslav (S), plattlummer (S, §9), stuplav (S), trådticka (S) och vedticka (S). Av dessa är 17 rödlistade. För rödlistade arter har rödlistekategorin angivits inom parentes. Arter som är signalarter enligt Skogsstyrelsen har markerats med (S). För fridlysta arter anges även paragrafen i Artskyddsförordningen som arten är fridlyst enligt.</w:t>
       </w:r>
     </w:p>
     <w:p>
@@ -435,7 +435,7 @@
     </w:p>
     <w:p>
       <w:r>
-        <w:t>Följande fridlysta arter har sina livsmiljöer och växtplatser i den avverkningsanmälda skogen: knärot (VU, §8), järpe (NT, §4), talltita (NT, §4), tretåig hackspett (NT, §4), korallrot (S, §8) och plattlummer (S, §9).</w:t>
+        <w:t>Följande fridlysta arter har sina livsmiljöer och växtplatser i den avverkningsanmälda skogen: knärot (VU, §8), tallbit (VU, §4), järpe (NT, §4), talltita (NT, §4), tretåig hackspett (NT, §4), korallrot (S, §8) och plattlummer (S, §9).</w:t>
       </w:r>
     </w:p>
     <w:p>
@@ -565,6 +565,17 @@
         <w:rPr>
           <w:b/>
         </w:rPr>
+        <w:t>Tallbit (VU, §4)</w:t>
+      </w:r>
+      <w:r>
+        <w:t>, rödlistad som sårbar och prioriterad art i Skogsvårdslagen, har minskat med 25–75 % de senaste 30 åren. Tallbit ställer höga krav på sin livsmiljö och permanent förekomst av häckande tallbit finns huvudsakligen i gammal grandominerad barrblandskog av naturskogskaraktär. Reviren är relativt stora (12–75 hektar) och arten saknas i områden med storskaligt skogsbruk med hög andel stora hyggen och täta ungskogar. Områden med dokumenterad permanent förekomst har vanligtvis så stora naturvärden att skogsbruk är olämpligt (SLU Artdatabanken, 2024; Skogsstyrelsen, 2016). Observationer av tallbit i naturskog eller under häckningstid måste alltid utredas.</w:t>
+      </w:r>
+    </w:p>
+    <w:p>
+      <w:r>
+        <w:rPr>
+          <w:b/>
+        </w:rPr>
         <w:t>Talltita (NT, §4)</w:t>
       </w:r>
       <w:r>
@@ -701,7 +712,7 @@
         <w:rPr>
           <w:i/>
         </w:rPr>
-        <w:t>I det avverkningsanmälda skogsområdet har 22 rödlistade arter och signalarter påträffats. Detta ska jämföras med Skogsstyrelsens uppföljning 2017 av nyckelbiotoper som visade att man i genomsnitt hittar 20,6 olika rödlistade arter och signalarter i en nyckelbiotop (Wijk, S. 2017. Biologisk mångfald i nyckelbiotoper – Resultat från inventeringen “Uppföljning biologisk mångfald” 2009–2015. Rapport 4/2017 Skogsstyrelsen, Jönköping).</w:t>
+        <w:t>I det avverkningsanmälda skogsområdet har 23 rödlistade arter och signalarter påträffats. Detta ska jämföras med Skogsstyrelsens uppföljning 2017 av nyckelbiotoper som visade att man i genomsnitt hittar 20,6 olika rödlistade arter och signalarter i en nyckelbiotop (Wijk, S. 2017. Biologisk mångfald i nyckelbiotoper – Resultat från inventeringen “Uppföljning biologisk mångfald” 2009–2015. Rapport 4/2017 Skogsstyrelsen, Jönköping).</w:t>
       </w:r>
     </w:p>
     <w:p>
@@ -730,7 +741,7 @@
         <w:rPr>
           <w:i/>
         </w:rPr>
-        <w:t>I det avverkningsanmälda skogsområdet har 22 naturvårdsarter varav 16 rödlistade arter sina livsmiljöer och växtplatser.</w:t>
+        <w:t>I det avverkningsanmälda skogsområdet har 23 naturvårdsarter varav 17 rödlistade arter sina livsmiljöer och växtplatser.</w:t>
       </w:r>
     </w:p>
     <w:p>
@@ -1161,6 +1172,70 @@
       </w:r>
       <w:r>
         <w:t>SLU Artdatabanken, Uppsala</w:t>
+      </w:r>
+    </w:p>
+    <w:p>
+      <w:pPr>
+        <w:pStyle w:val="Heading1"/>
+      </w:pPr>
+      <w:r>
+        <w:t>Tallbit – ekologi samt krav på livsmiljön</w:t>
+      </w:r>
+    </w:p>
+    <w:p>
+      <w:r>
+        <w:t>Tallbit (VU, §4) är rödlistad som sårbar och prioriterad art enligt Skogsvårdslagen. Arten har minskat med 25–75 % de senaste 30 åren och minskningstakten överstiger gränsvärdet för Sårbar (VU) enligt A-kriteriet. (A4bc). Den förekommer från norra Dalarna och norrut genom de inre delarna av Norrland, norrut till norra Norrbotten. Området med regelbunden förekomst har kraftigt reducerats och 90 % av populationen förekommer numera i Norrbottens län (SLU Artdatabanken, 2024).</w:t>
+      </w:r>
+    </w:p>
+    <w:p>
+      <w:r>
+        <w:t>Tallbit ställer höga krav på sin livsmiljö och permanent förekomst av häckande tallbit finns huvudsakligen i gammal grandominerad barrblandskog av naturskogskaraktär med inslag av björk, gråal, rönn och viden, påfallande ofta i områden med inslag av myrmark och små vattendrag. Reviren är relativt stora (12–75 hektar enligt befintliga studier) och arten saknas i områden med storskaligt skogsbruk med hög andel stora hyggen och täta ungskogar. Områden med dokumenterad permanent förekomst har ofta så stora naturvärden att skogsbruk är olämpligt (SLU Artdatabanken, 2024; Skogsstyrelsen, 2016).</w:t>
+      </w:r>
+    </w:p>
+    <w:p>
+      <w:r>
+        <w:t>Arealerna grandominerad naturskog har i stora delar av landet blivit allt för små, och bestånden är dessutom i många fall allt för isolerade, för att kunna upprätthålla stabila populationer. Omdaningen av naturskogsartad skog till produktionsskog medför en förlust av viktiga häckningsmiljöer, något som förstärks av ökad fragmentering av kvarvarande naturskogsartade bestånd. Områden med dokumenterad permanent förekomst i naturskogsmiljöer kan ha så stora naturvärden att de bör bli föremål för områdesskydd eller naturvårdsavsättningar (Skogsstyrelsen, 2016).</w:t>
+      </w:r>
+    </w:p>
+    <w:p>
+      <w:r>
+        <w:t>Tallbiten flyttar normalt endast begränsade sträckor inom norra barrskogsregionen och de flesta vintrar ses den endast i mycket liten omfattning utanför häckningsområdet. Med långa och oregelbundna mellanrum uppträder tallbiten invasionsaktigt och i samband med sådana rörelser kan den observeras i stora delar av Sverige (SLU Artdatabanken, 2024).</w:t>
+      </w:r>
+    </w:p>
+    <w:p>
+      <w:pPr>
+        <w:pStyle w:val="Heading2"/>
+      </w:pPr>
+      <w:r>
+        <w:t>Referenser – tallbit</w:t>
+      </w:r>
+    </w:p>
+    <w:p>
+      <w:r>
+        <w:t xml:space="preserve">Skogsstyrelsen, 2016. </w:t>
+      </w:r>
+      <w:r>
+        <w:rPr>
+          <w:i/>
+        </w:rPr>
+        <w:t xml:space="preserve">Vägledning för hänsyn till tallbit. </w:t>
+      </w:r>
+      <w:r>
+        <w:t>Vägledningar och kunskapsstöd artskydd - Skogsstyrelsen</w:t>
+      </w:r>
+    </w:p>
+    <w:p>
+      <w:r>
+        <w:t>SLU Artdatabanken, 2024.</w:t>
+      </w:r>
+      <w:r>
+        <w:rPr>
+          <w:i/>
+        </w:rPr>
+        <w:t xml:space="preserve"> Artfakta: tallbit (Pinicola enucleator). </w:t>
+      </w:r>
+      <w:r>
+        <w:t>https://artfakta.se/taxa/102125</w:t>
       </w:r>
     </w:p>
     <w:p>
@@ -1574,7 +1649,7 @@
     <w:r>
       <w:tab/>
       <w:tab/>
-      <w:t>2025-11-24</w:t>
+      <w:t>2025-11-25</w:t>
       <w:br/>
       <w:br/>
     </w:r>

--- a/klagomål/A 56149-2025 FSC-klagomål.docx
+++ b/klagomål/A 56149-2025 FSC-klagomål.docx
@@ -1649,7 +1649,7 @@
     <w:r>
       <w:tab/>
       <w:tab/>
-      <w:t>2025-11-25</w:t>
+      <w:t>2025-11-26</w:t>
       <w:br/>
       <w:br/>
     </w:r>

--- a/klagomål/A 56149-2025 FSC-klagomål.docx
+++ b/klagomål/A 56149-2025 FSC-klagomål.docx
@@ -1649,7 +1649,7 @@
     <w:r>
       <w:tab/>
       <w:tab/>
-      <w:t>2025-11-26</w:t>
+      <w:t>2025-11-27</w:t>
       <w:br/>
       <w:br/>
     </w:r>

--- a/klagomål/A 56149-2025 FSC-klagomål.docx
+++ b/klagomål/A 56149-2025 FSC-klagomål.docx
@@ -1649,7 +1649,7 @@
     <w:r>
       <w:tab/>
       <w:tab/>
-      <w:t>2025-11-27</w:t>
+      <w:t>2025-11-28</w:t>
       <w:br/>
       <w:br/>
     </w:r>

--- a/klagomål/A 56149-2025 FSC-klagomål.docx
+++ b/klagomål/A 56149-2025 FSC-klagomål.docx
@@ -1649,7 +1649,7 @@
     <w:r>
       <w:tab/>
       <w:tab/>
-      <w:t>2025-11-28</w:t>
+      <w:t>2025-11-29</w:t>
       <w:br/>
       <w:br/>
     </w:r>

--- a/klagomål/A 56149-2025 FSC-klagomål.docx
+++ b/klagomål/A 56149-2025 FSC-klagomål.docx
@@ -1649,7 +1649,7 @@
     <w:r>
       <w:tab/>
       <w:tab/>
-      <w:t>2025-11-29</w:t>
+      <w:t>2025-11-30</w:t>
       <w:br/>
       <w:br/>
     </w:r>

--- a/klagomål/A 56149-2025 FSC-klagomål.docx
+++ b/klagomål/A 56149-2025 FSC-klagomål.docx
@@ -1649,7 +1649,7 @@
     <w:r>
       <w:tab/>
       <w:tab/>
-      <w:t>2025-11-30</w:t>
+      <w:t>2025-12-01</w:t>
       <w:br/>
       <w:br/>
     </w:r>

--- a/klagomål/A 56149-2025 FSC-klagomål.docx
+++ b/klagomål/A 56149-2025 FSC-klagomål.docx
@@ -1649,7 +1649,7 @@
     <w:r>
       <w:tab/>
       <w:tab/>
-      <w:t>2025-12-01</w:t>
+      <w:t>2025-12-02</w:t>
       <w:br/>
       <w:br/>
     </w:r>

--- a/klagomål/A 56149-2025 FSC-klagomål.docx
+++ b/klagomål/A 56149-2025 FSC-klagomål.docx
@@ -1649,7 +1649,7 @@
     <w:r>
       <w:tab/>
       <w:tab/>
-      <w:t>2025-12-02</w:t>
+      <w:t>2025-12-03</w:t>
       <w:br/>
       <w:br/>
     </w:r>

--- a/klagomål/A 56149-2025 FSC-klagomål.docx
+++ b/klagomål/A 56149-2025 FSC-klagomål.docx
@@ -1649,7 +1649,7 @@
     <w:r>
       <w:tab/>
       <w:tab/>
-      <w:t>2025-12-03</w:t>
+      <w:t>2025-12-04</w:t>
       <w:br/>
       <w:br/>
     </w:r>

--- a/klagomål/A 56149-2025 FSC-klagomål.docx
+++ b/klagomål/A 56149-2025 FSC-klagomål.docx
@@ -1649,7 +1649,7 @@
     <w:r>
       <w:tab/>
       <w:tab/>
-      <w:t>2025-12-04</w:t>
+      <w:t>2025-12-05</w:t>
       <w:br/>
       <w:br/>
     </w:r>

--- a/klagomål/A 56149-2025 FSC-klagomål.docx
+++ b/klagomål/A 56149-2025 FSC-klagomål.docx
@@ -1649,7 +1649,7 @@
     <w:r>
       <w:tab/>
       <w:tab/>
-      <w:t>2025-12-05</w:t>
+      <w:t>2025-12-06</w:t>
       <w:br/>
       <w:br/>
     </w:r>

--- a/klagomål/A 56149-2025 FSC-klagomål.docx
+++ b/klagomål/A 56149-2025 FSC-klagomål.docx
@@ -1649,7 +1649,7 @@
     <w:r>
       <w:tab/>
       <w:tab/>
-      <w:t>2025-12-06</w:t>
+      <w:t>2025-12-07</w:t>
       <w:br/>
       <w:br/>
     </w:r>

--- a/klagomål/A 56149-2025 FSC-klagomål.docx
+++ b/klagomål/A 56149-2025 FSC-klagomål.docx
@@ -1649,7 +1649,7 @@
     <w:r>
       <w:tab/>
       <w:tab/>
-      <w:t>2025-12-07</w:t>
+      <w:t>2025-12-08</w:t>
       <w:br/>
       <w:br/>
     </w:r>

--- a/klagomål/A 56149-2025 FSC-klagomål.docx
+++ b/klagomål/A 56149-2025 FSC-klagomål.docx
@@ -168,7 +168,7 @@
     </w:p>
     <w:p>
       <w:r>
-        <w:t>Detta dokument behandlar höga naturvärden i avverkningsanmälan A 56149-2025 i Strömsunds kommun. Denna avverkningsanmälan inkom 2025-11-13 08:23:55 och omfattar 16,4 ha.</w:t>
+        <w:t>Detta dokument behandlar höga naturvärden i avverkningsanmälan A 56149-2025 i Strömsunds kommun. Denna avverkningsanmälan inkom 2025-11-13 00:00:00 och omfattar 16,4 ha.</w:t>
       </w:r>
     </w:p>
     <w:p>
@@ -1649,7 +1649,7 @@
     <w:r>
       <w:tab/>
       <w:tab/>
-      <w:t>2025-12-08</w:t>
+      <w:t>2025-12-09</w:t>
       <w:br/>
       <w:br/>
     </w:r>

--- a/klagomål/A 56149-2025 FSC-klagomål.docx
+++ b/klagomål/A 56149-2025 FSC-klagomål.docx
@@ -1649,7 +1649,7 @@
     <w:r>
       <w:tab/>
       <w:tab/>
-      <w:t>2025-12-09</w:t>
+      <w:t>2025-12-10</w:t>
       <w:br/>
       <w:br/>
     </w:r>

--- a/klagomål/A 56149-2025 FSC-klagomål.docx
+++ b/klagomål/A 56149-2025 FSC-klagomål.docx
@@ -1649,7 +1649,7 @@
     <w:r>
       <w:tab/>
       <w:tab/>
-      <w:t>2025-12-10</w:t>
+      <w:t>2025-12-11</w:t>
       <w:br/>
       <w:br/>
     </w:r>

--- a/klagomål/A 56149-2025 FSC-klagomål.docx
+++ b/klagomål/A 56149-2025 FSC-klagomål.docx
@@ -1649,7 +1649,7 @@
     <w:r>
       <w:tab/>
       <w:tab/>
-      <w:t>2025-12-11</w:t>
+      <w:t>2025-12-12</w:t>
       <w:br/>
       <w:br/>
     </w:r>

--- a/klagomål/A 56149-2025 FSC-klagomål.docx
+++ b/klagomål/A 56149-2025 FSC-klagomål.docx
@@ -1649,7 +1649,7 @@
     <w:r>
       <w:tab/>
       <w:tab/>
-      <w:t>2025-12-12</w:t>
+      <w:t>2025-12-13</w:t>
       <w:br/>
       <w:br/>
     </w:r>

--- a/klagomål/A 56149-2025 FSC-klagomål.docx
+++ b/klagomål/A 56149-2025 FSC-klagomål.docx
@@ -1649,7 +1649,7 @@
     <w:r>
       <w:tab/>
       <w:tab/>
-      <w:t>2025-12-19</w:t>
+      <w:t>2025-12-20</w:t>
       <w:br/>
       <w:br/>
     </w:r>

--- a/klagomål/A 56149-2025 FSC-klagomål.docx
+++ b/klagomål/A 56149-2025 FSC-klagomål.docx
@@ -1649,7 +1649,7 @@
     <w:r>
       <w:tab/>
       <w:tab/>
-      <w:t>2025-12-20</w:t>
+      <w:t>2025-12-21</w:t>
       <w:br/>
       <w:br/>
     </w:r>

--- a/klagomål/A 56149-2025 FSC-klagomål.docx
+++ b/klagomål/A 56149-2025 FSC-klagomål.docx
@@ -1649,7 +1649,7 @@
     <w:r>
       <w:tab/>
       <w:tab/>
-      <w:t>2025-12-21</w:t>
+      <w:t>2025-12-22</w:t>
       <w:br/>
       <w:br/>
     </w:r>

--- a/klagomål/A 56149-2025 FSC-klagomål.docx
+++ b/klagomål/A 56149-2025 FSC-klagomål.docx
@@ -1649,7 +1649,7 @@
     <w:r>
       <w:tab/>
       <w:tab/>
-      <w:t>2025-12-22</w:t>
+      <w:t>2025-12-26</w:t>
       <w:br/>
       <w:br/>
     </w:r>

--- a/klagomål/A 56149-2025 FSC-klagomål.docx
+++ b/klagomål/A 56149-2025 FSC-klagomål.docx
@@ -460,7 +460,7 @@
         <w:t>Järpe (NT, §4)</w:t>
       </w:r>
       <w:r>
-        <w:t>, rödlistad som nära hotad och prioriterad art i Skogsvårdslagen har häckningsrevir i avverkningsanmälan. Arten har minskat med 25 (10–40) % under de senaste 12 åren och är mycket stationär inom sitt revir som är minst 25 hektar stort. Dess livsmiljöer utgörs av tät barrskog med inblandning av lövträd och en väl utvecklad flerskiktad struktur med bärris och yngre eller undertryckta, täta granar i ett lägre skikt, ofta utmed bäckar och åar inne i den skyddande granskogen. Järpen överlever inte om dess livsmiljö kalavverkas och är även känslig för röjning, gallring och avverkning där unga granar och lövträd inte sparas i tillräcklig omfattning (SLU Artdatabanken, 2022).</w:t>
+        <w:t>, som är rödlistad som nära hotad och upptagen i bilaga 1 och 2 EU:s fågeldirektiv, har häckningsrevir i avverkningsanmälan. Arten har minskat med 25 (10–40) % under de senaste 12 åren och är mycket stationär inom sitt revir som är minst 25 hektar stort. Dess livsmiljöer utgörs av tät barrskog med inblandning av lövträd och en väl utvecklad flerskiktad struktur med bärris och yngre eller undertryckta, täta granar i ett lägre skikt, ofta utmed bäckar och åar inne i den skyddande granskogen. Järpen överlever inte om dess livsmiljö kalavverkas och är även känslig för röjning, gallring och avverkning där unga granar och lövträd inte sparas i tillräcklig omfattning. Minskningstakten för den svenska populationen bedöms vara nära gränsvärdet för Sårbar (VU). (A2b)  (SLU Artdatabanken, 2022).</w:t>
       </w:r>
     </w:p>
     <w:p>
@@ -951,12 +951,12 @@
     </w:p>
     <w:p>
       <w:r>
-        <w:t>Järpe är rödlistad som nära hotad (NT), fridlyst enligt 4§ Artskyddsförordningen och prioriterad art i Skogsvårdslagen. Järpen, som minskat med 25 (10–40) % under de senaste 12 åren, har sina livsmiljöer i tät barrskog med inblandning av lövträd och en väl utvecklad flerskiktad struktur med bärris och yngre eller undertryckta, täta granar i ett lägre skikt, ofta utmed bäckar och åar inne i den skyddande granskogen.</w:t>
+        <w:t>Järpe är rödlistad som nära hotad (NT), fridlyst enligt 4§ Artskyddsförordningen och upptagen i bilaga 1 och 2 EU:s fågeldirektiv. Järpen, som minskat med 25 (10–40) % under de senaste 12 åren, har sina livsmiljöer i tät barrskog med inblandning av lövträd och en väl utvecklad flerskiktad struktur med bärris och yngre eller undertryckta, täta granar i ett lägre skikt, ofta utmed bäckar och åar inne i den skyddande granskogen (SLU Artdatabanken, 2022).</w:t>
       </w:r>
     </w:p>
     <w:p>
       <w:r>
-        <w:t>Arten behöver lämpliga skogsbestånd om sammanlagt minst 25 hektar. Den är mycket stationär inom sitt revir och när ett par etablerat sig stannar de så länge miljön är intakt. Den undviker öppen mark och förﬂyttar sig sällan över större öppna myrar eller åkermark, och är därför känslig för fragmentering. Järpen överlever inte om dess livsmiljö kalavverkas och är även känslig för röjning, gallring och avverkning där unga granar och lövträd inte sparas i tillräcklig omfattning (SLU Artdatabanken, 2022).</w:t>
+        <w:t>Arten behöver lämpliga skogsbestånd om sammanlagt minst 25 hektar. Den är mycket stationär inom sitt revir och när ett par etablerat sig stannar de så länge miljön är intakt. Den undviker öppen mark och förﬂyttar sig sällan över större öppna myrar eller åkermark, och är därför känslig för fragmentering. Järpen överlever inte om dess livsmiljö kalavverkas och är även känslig för röjning, gallring och avverkning där unga granar och lövträd inte sparas i tillräcklig omfattning. Minskningstakten för den svenska populationen bedöms vara nära gränsvärdet för Sårbar (VU). (A2b)  (SLU Artdatabanken, 2022).</w:t>
       </w:r>
     </w:p>
     <w:p>
@@ -1649,7 +1649,7 @@
     <w:r>
       <w:tab/>
       <w:tab/>
-      <w:t>2026-01-03</w:t>
+      <w:t>2026-01-04</w:t>
       <w:br/>
       <w:br/>
     </w:r>

--- a/klagomål/A 56149-2025 FSC-klagomål.docx
+++ b/klagomål/A 56149-2025 FSC-klagomål.docx
@@ -1649,7 +1649,7 @@
     <w:r>
       <w:tab/>
       <w:tab/>
-      <w:t>2026-01-07</w:t>
+      <w:t>2026-01-08</w:t>
       <w:br/>
       <w:br/>
     </w:r>

--- a/klagomål/A 56149-2025 FSC-klagomål.docx
+++ b/klagomål/A 56149-2025 FSC-klagomål.docx
@@ -1649,7 +1649,7 @@
     <w:r>
       <w:tab/>
       <w:tab/>
-      <w:t>2026-01-08</w:t>
+      <w:t>2026-01-09</w:t>
       <w:br/>
       <w:br/>
     </w:r>

--- a/klagomål/A 56149-2025 FSC-klagomål.docx
+++ b/klagomål/A 56149-2025 FSC-klagomål.docx
@@ -1649,7 +1649,7 @@
     <w:r>
       <w:tab/>
       <w:tab/>
-      <w:t>2026-01-09</w:t>
+      <w:t>2026-01-10</w:t>
       <w:br/>
       <w:br/>
     </w:r>

--- a/klagomål/A 56149-2025 FSC-klagomål.docx
+++ b/klagomål/A 56149-2025 FSC-klagomål.docx
@@ -1649,7 +1649,7 @@
     <w:r>
       <w:tab/>
       <w:tab/>
-      <w:t>2026-01-10</w:t>
+      <w:t>2026-01-11</w:t>
       <w:br/>
       <w:br/>
     </w:r>

--- a/klagomål/A 56149-2025 FSC-klagomål.docx
+++ b/klagomål/A 56149-2025 FSC-klagomål.docx
@@ -1649,7 +1649,7 @@
     <w:r>
       <w:tab/>
       <w:tab/>
-      <w:t>2026-01-11</w:t>
+      <w:t>2026-01-12</w:t>
       <w:br/>
       <w:br/>
     </w:r>

--- a/klagomål/A 56149-2025 FSC-klagomål.docx
+++ b/klagomål/A 56149-2025 FSC-klagomål.docx
@@ -1649,7 +1649,7 @@
     <w:r>
       <w:tab/>
       <w:tab/>
-      <w:t>2026-01-12</w:t>
+      <w:t>2026-01-13</w:t>
       <w:br/>
       <w:br/>
     </w:r>

--- a/klagomål/A 56149-2025 FSC-klagomål.docx
+++ b/klagomål/A 56149-2025 FSC-klagomål.docx
@@ -1649,7 +1649,7 @@
     <w:r>
       <w:tab/>
       <w:tab/>
-      <w:t>2026-01-13</w:t>
+      <w:t>2026-01-14</w:t>
       <w:br/>
       <w:br/>
     </w:r>

--- a/klagomål/A 56149-2025 FSC-klagomål.docx
+++ b/klagomål/A 56149-2025 FSC-klagomål.docx
@@ -1649,7 +1649,7 @@
     <w:r>
       <w:tab/>
       <w:tab/>
-      <w:t>2026-01-14</w:t>
+      <w:t>2026-01-15</w:t>
       <w:br/>
       <w:br/>
     </w:r>

--- a/klagomål/A 56149-2025 FSC-klagomål.docx
+++ b/klagomål/A 56149-2025 FSC-klagomål.docx
@@ -1649,7 +1649,7 @@
     <w:r>
       <w:tab/>
       <w:tab/>
-      <w:t>2026-01-15</w:t>
+      <w:t>2026-01-16</w:t>
       <w:br/>
       <w:br/>
     </w:r>

--- a/klagomål/A 56149-2025 FSC-klagomål.docx
+++ b/klagomål/A 56149-2025 FSC-klagomål.docx
@@ -1649,7 +1649,7 @@
     <w:r>
       <w:tab/>
       <w:tab/>
-      <w:t>2026-01-16</w:t>
+      <w:t>2026-01-17</w:t>
       <w:br/>
       <w:br/>
     </w:r>

--- a/klagomål/A 56149-2025 FSC-klagomål.docx
+++ b/klagomål/A 56149-2025 FSC-klagomål.docx
@@ -1649,7 +1649,7 @@
     <w:r>
       <w:tab/>
       <w:tab/>
-      <w:t>2026-01-17</w:t>
+      <w:t>2026-01-18</w:t>
       <w:br/>
       <w:br/>
     </w:r>

--- a/klagomål/A 56149-2025 FSC-klagomål.docx
+++ b/klagomål/A 56149-2025 FSC-klagomål.docx
@@ -1649,7 +1649,7 @@
     <w:r>
       <w:tab/>
       <w:tab/>
-      <w:t>2026-01-18</w:t>
+      <w:t>2026-01-19</w:t>
       <w:br/>
       <w:br/>
     </w:r>

--- a/klagomål/A 56149-2025 FSC-klagomål.docx
+++ b/klagomål/A 56149-2025 FSC-klagomål.docx
@@ -1649,7 +1649,7 @@
     <w:r>
       <w:tab/>
       <w:tab/>
-      <w:t>2026-01-19</w:t>
+      <w:t>2026-01-20</w:t>
       <w:br/>
       <w:br/>
     </w:r>

--- a/klagomål/A 56149-2025 FSC-klagomål.docx
+++ b/klagomål/A 56149-2025 FSC-klagomål.docx
@@ -1649,7 +1649,7 @@
     <w:r>
       <w:tab/>
       <w:tab/>
-      <w:t>2026-01-20</w:t>
+      <w:t>2026-01-21</w:t>
       <w:br/>
       <w:br/>
     </w:r>

--- a/klagomål/A 56149-2025 FSC-klagomål.docx
+++ b/klagomål/A 56149-2025 FSC-klagomål.docx
@@ -1649,7 +1649,7 @@
     <w:r>
       <w:tab/>
       <w:tab/>
-      <w:t>2026-01-21</w:t>
+      <w:t>2026-01-23</w:t>
       <w:br/>
       <w:br/>
     </w:r>

--- a/klagomål/A 56149-2025 FSC-klagomål.docx
+++ b/klagomål/A 56149-2025 FSC-klagomål.docx
@@ -1649,7 +1649,7 @@
     <w:r>
       <w:tab/>
       <w:tab/>
-      <w:t>2026-01-23</w:t>
+      <w:t>2026-01-24</w:t>
       <w:br/>
       <w:br/>
     </w:r>

--- a/klagomål/A 56149-2025 FSC-klagomål.docx
+++ b/klagomål/A 56149-2025 FSC-klagomål.docx
@@ -1649,7 +1649,7 @@
     <w:r>
       <w:tab/>
       <w:tab/>
-      <w:t>2026-01-24</w:t>
+      <w:t>2026-01-25</w:t>
       <w:br/>
       <w:br/>
     </w:r>

--- a/klagomål/A 56149-2025 FSC-klagomål.docx
+++ b/klagomål/A 56149-2025 FSC-klagomål.docx
@@ -1649,7 +1649,7 @@
     <w:r>
       <w:tab/>
       <w:tab/>
-      <w:t>2026-01-25</w:t>
+      <w:t>2026-01-26</w:t>
       <w:br/>
       <w:br/>
     </w:r>

--- a/klagomål/A 56149-2025 FSC-klagomål.docx
+++ b/klagomål/A 56149-2025 FSC-klagomål.docx
@@ -1649,7 +1649,7 @@
     <w:r>
       <w:tab/>
       <w:tab/>
-      <w:t>2026-01-26</w:t>
+      <w:t>2026-01-27</w:t>
       <w:br/>
       <w:br/>
     </w:r>

--- a/klagomål/A 56149-2025 FSC-klagomål.docx
+++ b/klagomål/A 56149-2025 FSC-klagomål.docx
@@ -1649,7 +1649,7 @@
     <w:r>
       <w:tab/>
       <w:tab/>
-      <w:t>2026-01-27</w:t>
+      <w:t>2026-01-28</w:t>
       <w:br/>
       <w:br/>
     </w:r>

--- a/klagomål/A 56149-2025 FSC-klagomål.docx
+++ b/klagomål/A 56149-2025 FSC-klagomål.docx
@@ -112,7 +112,7 @@
         <w:pStyle w:val="ListBullet"/>
       </w:pPr>
       <w:r>
-        <w:t>Om ett ombud (tex Norra skog eller Mellanskog) avverkningsanmäler en skog med naturvärden motsvarande nyckelbiotops kvalité men markägaren inte är FSC certifierad, bör du skicka in ett FSC kontrollerat virke klagomål. Då ska klagomålet skickas till ombudsföretaget.</w:t>
+        <w:t>Om ett ombud (tex Norra skog eller Mellanskog) avverkningsanmäler en skog med naturvärden motsvarande nyckelbiotops kvalitet men markägaren inte är FSC certifierad, bör du skicka in ett FSC kontrollerat virke klagomål. Då ska klagomålet skickas till ombudsföretaget.</w:t>
       </w:r>
     </w:p>
     <w:p>
@@ -254,7 +254,25 @@
         <w:t>Garnlav (NT)</w:t>
       </w:r>
       <w:r>
-        <w:t xml:space="preserve"> är en utpräglad barrskogsart som ibland kan drapera träden i norrländska grannaturskogar med hög luftfuktighet. Den förekommer även i talldominerade bestånd där den, förutom i trädens grenverk, påträffas hängande över ojämnheter i tallbarken. Arten har minskat starkt i södra och mellersta Sverige och den minskar även i sitt nordliga utbredningsområde. Orsaken till tillbakagången beror främst på slutavverkningar av naturskogsartade skogar. Bestånd med riklig förekomst bör regelmässigt sparas. Garnlav är värdväxt för den mycket sällsynta och akut hotade fjärilen barrskogslavfly (CR) som hör hemma i boreala barrskogar med riklig förekomst av värdväxten. Tidigare kunde arten konstateras årligen på flera platser vid Dala-Floda i Dalarna innan lokalerna kalavverkades. Senaste fyndet i landet av barrskogslavfly är från år 2000 då den påträffades vid Högberget i Sollefteå kommun (SLU Artdatabanken, 2024).</w:t>
+        <w:t xml:space="preserve"> är en utpräglad barrskogsart som ibland kan drapera träden i norrländska grannaturskogar med hög luftfuktighet. Den förekommer även i talldominerade bestånd där den, förutom i trädens grenverk, påträffas hängande över ojämnheter i tallbarken. Arten har minskat starkt i södra och mellersta Sverige och den minskar även i sitt nordliga utbredningsområde. Orsaken till tillbakagången beror främst på slutavverkningar av naturskogsartade skogar. Bestånd med riklig förekomst bör regelmässigt sparas. Garnlav är värdväxt för den mycket sällsynta och akut hotade fjärilen barrskogslavfly (CR) som hör hemma i boreala barrskogar med riklig förekomst av värdväxten. Tidigare kunde arten konstateras årligen på flera platser vid Dala-Floda i Dalarna innan lokalerna kalavverkades. Senaste fyndet i landet av barrskogslavfly är från år 2000 då den påträffades vid Högberget i Sollefteå kommun. Garnlav är typisk art för </w:t>
+      </w:r>
+      <w:r>
+        <w:rPr>
+          <w:i/>
+        </w:rPr>
+        <w:t xml:space="preserve">9010 Taiga </w:t>
+      </w:r>
+      <w:r>
+        <w:t>och</w:t>
+      </w:r>
+      <w:r>
+        <w:rPr>
+          <w:i/>
+        </w:rPr>
+        <w:t xml:space="preserve"> 9070 Trädklädd betesmark </w:t>
+      </w:r>
+      <w:r>
+        <w:t xml:space="preserve"> (SLU Artdatabanken, 2024).</w:t>
       </w:r>
     </w:p>
     <w:p>
@@ -276,7 +294,16 @@
         <w:t>Gräddporing (VU)</w:t>
       </w:r>
       <w:r>
-        <w:t xml:space="preserve"> växer nästan enbart i urskogsartad barrskog på gamla, kraftigt murkna, grova och mossbelupna tallågor i något fuktiga och skuggiga lägen. Arten är placerad högst upp i Skogsstyrelsens värdepyramid för bedömning av skog med höga naturvärden och indikerar gamla och relativt orörda tallnaturskogar med höga naturvärden där det under låg tid kontinuerligt funnits inslag av grova tallågor. För att på sikt hejda artens vikande trend behöver merparten av gräddporingens nu kända växtplatser undantas från skogsbruk (SLU Artdatabanken, 2024; Nitare &amp; Skogsstyrelsen, 2019).</w:t>
+        <w:t xml:space="preserve"> växer nästan enbart i urskogsartad barrskog på gamla, kraftigt murkna, grova och mossbelupna tallågor i något fuktiga och skuggiga lägen. Arten är placerad högst upp i Skogsstyrelsens värdepyramid för bedömning av skog med höga naturvärden och indikerar gamla och relativt orörda tallnaturskogar med höga naturvärden där det under låg tid kontinuerligt funnits inslag av grova tallågor. För att på sikt hejda artens vikande trend behöver merparten av gräddporingens nu kända växtplatser undantas från skogsbruk. Gräddporing är typisk art för </w:t>
+      </w:r>
+      <w:r>
+        <w:rPr>
+          <w:i/>
+        </w:rPr>
+        <w:t>9010 Taiga</w:t>
+      </w:r>
+      <w:r>
+        <w:t xml:space="preserve"> (SLU Artdatabanken, 2024; Nitare &amp; Skogsstyrelsen, 2019).</w:t>
       </w:r>
     </w:p>
     <w:p>
@@ -287,7 +314,16 @@
         <w:t>Kolflarnlav (NT)</w:t>
       </w:r>
       <w:r>
-        <w:t xml:space="preserve"> är brandberoende och växer nästan uteslutande på kolad hård kärnved av tall. Etableringen verkar ske först 100–300 år efter brand och nytt substrat nybildas i mycket begränsad omfattning. Avverkning av tallskog av naturskogskaraktär med spår av återkommande bränder är ett hot och mängden lämplig ved att växa på för arten minskar dels på grund av naturlig nedbrytning men framförallt på grund av att det förstörs i samband med slutavverkningar, gallringar och markberedning. Såväl kolflarnlav som mörk kolflarnlav har glänsande bålfjäll och förekommer främst i tall- och blandbarrskogar av naturskogskaraktär med spår av återkommande bränder. Skogar som dessa hyser höga biologiska värden och bör skyddas (SLU Artdatabanken, 2024).</w:t>
+        <w:t xml:space="preserve"> är brandberoende och växer nästan uteslutande på kolad hård kärnved av tall. Etableringen verkar ske först 100–300 år efter brand och nytt substrat nybildas i mycket begränsad omfattning. Avverkning av tallskog av naturskogskaraktär med spår av återkommande bränder är ett hot och mängden lämplig ved att växa på för arten minskar dels på grund av naturlig nedbrytning men framförallt på grund av att det förstörs i samband med slutavverkningar, gallringar och markberedning. Såväl kolflarnlav som mörk kolflarnlav har glänsande bålfjäll och förekommer främst i tall- och blandbarrskogar av naturskogskaraktär med spår av återkommande bränder. Skogar som dessa hyser höga biologiska värden och bör skyddas. Kolflarnlav är typisk art för </w:t>
+      </w:r>
+      <w:r>
+        <w:rPr>
+          <w:i/>
+        </w:rPr>
+        <w:t>9010 Taiga</w:t>
+      </w:r>
+      <w:r>
+        <w:t xml:space="preserve"> (SLU Artdatabanken, 2024).</w:t>
       </w:r>
     </w:p>
     <w:p>
@@ -328,6 +364,35 @@
         <w:rPr>
           <w:b/>
         </w:rPr>
+        <w:t xml:space="preserve">Norrlandslav </w:t>
+      </w:r>
+      <w:r>
+        <w:t xml:space="preserve">indikerar söder om den naturliga norrlandsgränsen barrskogsbeklädda bergbranter eller andra ostörda skogsmiljöer med höga naturvärden. Norrlandslav är typisk art för </w:t>
+      </w:r>
+      <w:r>
+        <w:rPr>
+          <w:i/>
+        </w:rPr>
+        <w:t xml:space="preserve">9010 Taiga, 8110 Silikatrasmarker </w:t>
+      </w:r>
+      <w:r>
+        <w:t>och</w:t>
+      </w:r>
+      <w:r>
+        <w:rPr>
+          <w:i/>
+        </w:rPr>
+        <w:t xml:space="preserve"> 8120 Kalkrasmarker </w:t>
+      </w:r>
+      <w:r>
+        <w:t>(Nitare &amp; Skogsstyrelsen, 2000; SLU Artdatabanken, 2025).</w:t>
+      </w:r>
+    </w:p>
+    <w:p>
+      <w:r>
+        <w:rPr>
+          <w:b/>
+        </w:rPr>
         <w:t>Skrovellav (NT)</w:t>
       </w:r>
       <w:r>
@@ -340,7 +405,25 @@
         <w:t>Plectocarpon scrobiculatae</w:t>
       </w:r>
       <w:r>
-        <w:t xml:space="preserve"> (EN) (SLU Artdatabanken, 2024; Nitare &amp; Skogsstyrelsen, 2019).</w:t>
+        <w:t xml:space="preserve"> (EN). Skrovellav är typisk art för </w:t>
+      </w:r>
+      <w:r>
+        <w:rPr>
+          <w:i/>
+        </w:rPr>
+        <w:t xml:space="preserve">9010 Taiga, 9020 Nordlig ädellövskog, 9040 Fjällbjörkskog, 9070 Trädklädd betesmark, 9160 Näringsrik ekskog, 9180 Ädellövskog i branter, 9190 Näringsfattig ekskog, 8210 Kalkbranter </w:t>
+      </w:r>
+      <w:r>
+        <w:t xml:space="preserve">och </w:t>
+      </w:r>
+      <w:r>
+        <w:rPr>
+          <w:i/>
+        </w:rPr>
+        <w:t>6530 Lövängar</w:t>
+      </w:r>
+      <w:r>
+        <w:t xml:space="preserve"> (SLU Artdatabanken, 2024; Nitare &amp; Skogsstyrelsen, 2019).</w:t>
       </w:r>
     </w:p>
     <w:p>
@@ -351,7 +434,16 @@
         <w:t>Stuplav</w:t>
       </w:r>
       <w:r>
-        <w:t xml:space="preserve"> är en mycket bra signalart i hela sitt utbredningsområde och förekommer nästan enbart i skogsmiljöer med höga naturvärden. Den indikerar långvarig förekomst av gamla lövträd och miljöer med konstant hög luftfuktighet. I skogar med suboceaniskt klimat finns det en mycket sällsynt parasit, njurlavsknapp </w:t>
+        <w:t xml:space="preserve"> är en mycket bra signalart i hela sitt utbredningsområde och förekommer nästan enbart i skogsmiljöer med höga naturvärden. Den indikerar långvarig förekomst av gamla lövträd och miljöer med konstant hög luftfuktighet. Stuplav är typisk art för </w:t>
+      </w:r>
+      <w:r>
+        <w:rPr>
+          <w:i/>
+        </w:rPr>
+        <w:t>9010 Taiga</w:t>
+      </w:r>
+      <w:r>
+        <w:t xml:space="preserve">. I skogar med suboceaniskt klimat finns det en mycket sällsynt parasit, njurlavsknapp </w:t>
       </w:r>
       <w:r>
         <w:rPr>
@@ -368,10 +460,57 @@
         <w:rPr>
           <w:b/>
         </w:rPr>
+        <w:t xml:space="preserve">Trådticka </w:t>
+      </w:r>
+      <w:r>
+        <w:t xml:space="preserve">är knuten till grova granar i rikare ofta fuktiga miljöer. Den återfinns på både levande och döda träd samt stubbar och nyligen fallna träd. Karaktärsart för äldre fuktiga granskogsbiotoper, och i stor mängd är den en bra signalart för miljöer med andra rödlistade arter. Trådticka är typisk art för </w:t>
+      </w:r>
+      <w:r>
+        <w:rPr>
+          <w:i/>
+        </w:rPr>
+        <w:t xml:space="preserve">9010 Taiga </w:t>
+      </w:r>
+      <w:r>
+        <w:t xml:space="preserve">och </w:t>
+      </w:r>
+      <w:r>
+        <w:rPr>
+          <w:i/>
+        </w:rPr>
+        <w:t xml:space="preserve">9050 Näringsrik granskog </w:t>
+      </w:r>
+      <w:r>
+        <w:t>(SLU Artdatabanken, 2025).</w:t>
+      </w:r>
+    </w:p>
+    <w:p>
+      <w:r>
+        <w:rPr>
+          <w:b/>
+        </w:rPr>
         <w:t>Ullticka (NT)</w:t>
       </w:r>
       <w:r>
-        <w:t xml:space="preserve"> är knuten till restbestånd av barrnaturskog och förekommer med ett tydligt optimum i orörda eller måttligt påverkade gamla granskogar där det föreligger viss kontinuitet av grov död ved. Ullticka är en bra signalart inom hela sitt utbredningsområde och i södra Sverige är den sällsynt och en god signalart för skyddsvärda granskogsmiljöer. Den hotas av avverkning och fragmentering av naturskog och äldre granskog med lång trädkontinuitet. På ullticka kan ibland ulltickeporing (VU) påträffas - det är en sällsynt ticka som nyligen delats upp i tre olika arter: </w:t>
+        <w:t xml:space="preserve"> är knuten till restbestånd av barrnaturskog och förekommer med ett tydligt optimum i orörda eller måttligt påverkade gamla granskogar där det föreligger viss kontinuitet av grov död ved. Ullticka är en bra signalart inom hela sitt utbredningsområde och i södra Sverige är den sällsynt och en god signalart för skyddsvärda granskogsmiljöer. Den hotas av avverkning och fragmentering av naturskog och äldre granskog med lång trädkontinuitet. Ullticka är typisk art för </w:t>
+      </w:r>
+      <w:r>
+        <w:rPr>
+          <w:i/>
+        </w:rPr>
+        <w:t xml:space="preserve">9010 Taiga, 9050 Näringsrik granskog </w:t>
+      </w:r>
+      <w:r>
+        <w:t xml:space="preserve">och </w:t>
+      </w:r>
+      <w:r>
+        <w:rPr>
+          <w:i/>
+        </w:rPr>
+        <w:t>9030 Landhöjningsskog</w:t>
+      </w:r>
+      <w:r>
+        <w:t xml:space="preserve">. På ullticka kan ibland ulltickeporing (VU) påträffas - det är en sällsynt ticka som nyligen delats upp i tre olika arter: </w:t>
       </w:r>
       <w:r>
         <w:rPr>
@@ -408,10 +547,39 @@
         <w:rPr>
           <w:b/>
         </w:rPr>
+        <w:t xml:space="preserve">Vedticka </w:t>
+      </w:r>
+      <w:r>
+        <w:t xml:space="preserve">är en bra signalart söder om den naturliga norrlandsgränsen. Den är huvudsakligen knuten till äldre barrskogar där det föreligger långvarig kontinuitet av död barrved. Vedticka är typisk art för </w:t>
+      </w:r>
+      <w:r>
+        <w:rPr>
+          <w:i/>
+        </w:rPr>
+        <w:t xml:space="preserve">9010 Taiga </w:t>
+      </w:r>
+      <w:r>
+        <w:t>(Nitare &amp; Skogsstyrelsen, 2019; SLU Artdatabanken, 2025).</w:t>
+      </w:r>
+    </w:p>
+    <w:p>
+      <w:r>
+        <w:rPr>
+          <w:b/>
+        </w:rPr>
         <w:t xml:space="preserve">Vedtrappmossa (NT) </w:t>
       </w:r>
       <w:r>
-        <w:t>växer på död ved, främst i gammal granskog. Den förekommer knappast alls i fjällnära barrskogar utan finns i skogslandskapet nedom fjällen och framför allt i landets södra delar är den en mycket bra signalart för barrnaturskog med höga naturvärden. Skogsavverkning och brist på grov död ved i skogen är de allvarligaste hoten och den överlever inte kalhyggesbruk. Lokaler med sluten granskog, tillräckligt stora för att säkerställa ett kontinuerligt tillskott på grova lågor, bör undantas från storskaligt skogsbruk (SLU Artdatabanken, 2024).</w:t>
+        <w:t xml:space="preserve">växer på död ved, främst i gammal granskog. Den förekommer knappast alls i fjällnära barrskogar utan finns i skogslandskapet nedom fjällen och framför allt i landets södra delar är den en mycket bra signalart för barrnaturskog med höga naturvärden. Skogsavverkning och brist på grov död ved i skogen är de allvarligaste hoten och den överlever inte kalhyggesbruk. Lokaler med sluten granskog, tillräckligt stora för att säkerställa ett kontinuerligt tillskott på grova lågor, bör undantas från storskaligt skogsbruk. Vedtrappmossa är typisk art för </w:t>
+      </w:r>
+      <w:r>
+        <w:rPr>
+          <w:i/>
+        </w:rPr>
+        <w:t>9010 Taiga</w:t>
+      </w:r>
+      <w:r>
+        <w:t xml:space="preserve"> (SLU Artdatabanken, 2024).</w:t>
       </w:r>
     </w:p>
     <w:p>
@@ -460,7 +628,25 @@
         <w:t>Järpe (NT, §4)</w:t>
       </w:r>
       <w:r>
-        <w:t>, som är rödlistad som nära hotad och upptagen i bilaga 1 och 2 EU:s fågeldirektiv, har häckningsrevir i avverkningsanmälan. Arten har minskat med 25 (10–40) % under de senaste 12 åren och är mycket stationär inom sitt revir som är minst 25 hektar stort. Dess livsmiljöer utgörs av tät barrskog med inblandning av lövträd och en väl utvecklad flerskiktad struktur med bärris och yngre eller undertryckta, täta granar i ett lägre skikt, ofta utmed bäckar och åar inne i den skyddande granskogen. Järpen överlever inte om dess livsmiljö kalavverkas och är även känslig för röjning, gallring och avverkning där unga granar och lövträd inte sparas i tillräcklig omfattning. Minskningstakten för den svenska populationen bedöms vara nära gränsvärdet för Sårbar (VU). (A2b)  (SLU Artdatabanken, 2022).</w:t>
+        <w:t xml:space="preserve">, som är rödlistad som nära hotad och upptagen i bilaga 1 och 2 EU:s fågeldirektiv, har häckningsrevir i avverkningsanmälan. Arten har minskat med 25 (10–40) % under de senaste 12 åren och är mycket stationär inom sitt revir som är minst 25 hektar stort. Dess livsmiljöer utgörs av tät barrskog med inblandning av lövträd och en väl utvecklad flerskiktad struktur med bärris och yngre eller undertryckta, täta granar i ett lägre skikt, ofta utmed bäckar och åar inne i den skyddande granskogen. Järpen överlever inte om dess livsmiljö kalavverkas och är även känslig för röjning, gallring och avverkning där unga granar och lövträd inte sparas i tillräcklig omfattning. Minskningstakten för den svenska populationen bedöms vara nära gränsvärdet för Sårbar (VU). Järpe är typisk art för </w:t>
+      </w:r>
+      <w:r>
+        <w:rPr>
+          <w:i/>
+        </w:rPr>
+        <w:t xml:space="preserve">9010 Taiga, 9080 Lövsumpskog </w:t>
+      </w:r>
+      <w:r>
+        <w:t xml:space="preserve">och </w:t>
+      </w:r>
+      <w:r>
+        <w:rPr>
+          <w:i/>
+        </w:rPr>
+        <w:t xml:space="preserve">9740 Skogsbevuxen myr </w:t>
+      </w:r>
+      <w:r>
+        <w:t>(SLU Artdatabanken, 2022).</w:t>
       </w:r>
     </w:p>
     <w:p>
@@ -471,7 +657,25 @@
         <w:t>Knärot (VU, §8)</w:t>
       </w:r>
       <w:r>
-        <w:t xml:space="preserve"> är rödlistad som sårbar och fridlyst enligt 8§ artskyddsförordningen. En nyligen genomförd analys av 79 floraväktarlokaler indikerar att det behövs någonstans mellan 100 och 150 meters skyddszon för att en knärotspopulation inte ska dö ut på lång sikt (Sebestyén &amp; Sundberg, 2025). Detta ligger väl i linje med tidigare genomförda studier som visar att det krävs väl tilltagna buffertzoner för att knäroten inte ska ta skada av skogsbruksåtgärder i intilliggande skog (Johnson, 2014; Koelmeijer m.fl., 2022; Skogsstyrelsen, 2022). Arten är även känslig för gallring vilket framgår av Skogsstyrelsens egen vägledning för hänsyn till knärot (Skogsstyrelsen, 2022). För rika förekomster av knärot är reservatsbildning eller biotopskydd lämpliga åtgärder för att skydda den. På knärot kan den sällsynta rostsvampen </w:t>
+        <w:t xml:space="preserve"> är typisk art för </w:t>
+      </w:r>
+      <w:r>
+        <w:rPr>
+          <w:i/>
+        </w:rPr>
+        <w:t xml:space="preserve">9010 Taiga </w:t>
+      </w:r>
+      <w:r>
+        <w:t>och</w:t>
+      </w:r>
+      <w:r>
+        <w:rPr>
+          <w:i/>
+        </w:rPr>
+        <w:t xml:space="preserve"> 9050 Näringsrik granskog</w:t>
+      </w:r>
+      <w:r>
+        <w:t xml:space="preserve">, rödlistad som sårbar och fridlyst enligt 8§ artskyddsförordningen. En nyligen genomförd analys av 79 floraväktarlokaler indikerar att det behövs någonstans mellan 100 och 150 meters skyddszon för att en knärotspopulation inte ska dö ut på lång sikt (Sebestyén &amp; Sundberg, 2025). Detta ligger väl i linje med tidigare genomförda studier som visar att det krävs väl tilltagna buffertzoner för att knäroten inte ska ta skada av skogsbruksåtgärder i intilliggande skog (Johnson, 2014; Koelmeijer m.fl., 2022; Skogsstyrelsen, 2022). Arten är även känslig för gallring vilket framgår av Skogsstyrelsens egen vägledning för hänsyn till knärot (Skogsstyrelsen, 2022). För rika förekomster av knärot är reservatsbildning eller biotopskydd lämpliga åtgärder för att skydda den. På knärot kan den sällsynta rostsvampen </w:t>
       </w:r>
       <w:r>
         <w:rPr>
@@ -557,7 +761,45 @@
         <w:t>Korallrot (§8)</w:t>
       </w:r>
       <w:r>
-        <w:t xml:space="preserve"> växer i sumpskogar och annan fuktig eller växelfuktig skogsmark, exempelvis i alkärr och kärrkanter, fuktiga bäckdalar, raviner, myrlaggar, sumpiga strandskogar samt i fuktiga lundar. Den visar på mer eller mindre stabila förhållanden och intakt hydrologi och är känslig för avverkning, körskador, skogsgödsling och dikning. Arten är fridlyst enligt 8 § artskyddsförordningen (SLU Artdatabanken, 2024; Nitare &amp; Skogsstyrelsen, 2019).</w:t>
+        <w:t xml:space="preserve"> växer i sumpskogar och annan fuktig eller växelfuktig skogsmark, exempelvis i alkärr och kärrkanter, fuktiga bäckdalar, raviner, myrlaggar, sumpiga strandskogar samt i fuktiga lundar. Den visar på mer eller mindre stabila förhållanden och intakt hydrologi och är känslig för avverkning, körskador, skogsgödsling och dikning. Korallrot är typisk art för </w:t>
+      </w:r>
+      <w:r>
+        <w:rPr>
+          <w:i/>
+        </w:rPr>
+        <w:t>9080 Lövsumpskog</w:t>
+      </w:r>
+      <w:r>
+        <w:t xml:space="preserve"> ochfridlyst enligt 8 § artskyddsförordningen (SLU Artdatabanken, 2024; Nitare &amp; Skogsstyrelsen, 2019).</w:t>
+      </w:r>
+    </w:p>
+    <w:p>
+      <w:r>
+        <w:rPr>
+          <w:b/>
+        </w:rPr>
+        <w:t>Plattlummer (§9)</w:t>
+      </w:r>
+      <w:r>
+        <w:t xml:space="preserve"> växer främst i ljusöppna sandtallskogar eller annan gles, torr och brandpräglad hedbarrskog. Den är mest frekvent i olika typer av naturskogar och kontinuitetsskogar och missgynnas markant av slutavverkning och maskinell markberedning. Söder ut i landet förekommer de närstående arterna cypresslummer (VU, §8) och mellanlummer (VU, §9), vilka båda omfattas av EU:s art- och habitatdirektiv. Plattlummer är typisk art för </w:t>
+      </w:r>
+      <w:r>
+        <w:rPr>
+          <w:i/>
+        </w:rPr>
+        <w:t xml:space="preserve">9010 Taiga </w:t>
+      </w:r>
+      <w:r>
+        <w:t>och</w:t>
+      </w:r>
+      <w:r>
+        <w:rPr>
+          <w:i/>
+        </w:rPr>
+        <w:t xml:space="preserve"> 2320 Rissandhedar </w:t>
+      </w:r>
+      <w:r>
+        <w:t>(Nitare &amp; Skogsstyrelsen, 2019; SLU Artdatabanken, 2025).</w:t>
       </w:r>
     </w:p>
     <w:p>
@@ -568,7 +810,16 @@
         <w:t>Tallbit (VU, §4)</w:t>
       </w:r>
       <w:r>
-        <w:t>, rödlistad som sårbar och prioriterad art i Skogsvårdslagen, har minskat med 25–75 % de senaste 30 åren. Tallbit ställer höga krav på sin livsmiljö och permanent förekomst av häckande tallbit finns huvudsakligen i gammal grandominerad barrblandskog av naturskogskaraktär. Reviren är relativt stora (12–75 hektar) och arten saknas i områden med storskaligt skogsbruk med hög andel stora hyggen och täta ungskogar. Områden med dokumenterad permanent förekomst har vanligtvis så stora naturvärden att skogsbruk är olämpligt (SLU Artdatabanken, 2024; Skogsstyrelsen, 2016). Observationer av tallbit i naturskog eller under häckningstid måste alltid utredas.</w:t>
+        <w:t xml:space="preserve">, rödlistad som sårbar och prioriterad art i Skogsvårdslagen, har minskat med 25–75 % de senaste 30 åren. Tallbit ställer höga krav på sin livsmiljö och permanent förekomst av häckande tallbit finns huvudsakligen i gammal grandominerad barrblandskog av naturskogskaraktär. Reviren är relativt stora (12–75 hektar) och arten saknas i områden med storskaligt skogsbruk med hög andel stora hyggen och täta ungskogar. Områden med dokumenterad permanent förekomst har vanligtvis så stora naturvärden att skogsbruk är olämpligt. Tallbit är typisk art för </w:t>
+      </w:r>
+      <w:r>
+        <w:rPr>
+          <w:i/>
+        </w:rPr>
+        <w:t>9010 Taiga</w:t>
+      </w:r>
+      <w:r>
+        <w:t xml:space="preserve"> (SLU Artdatabanken, 2024; Skogsstyrelsen, 2016). Observationer av tallbit i naturskog eller under häckningstid måste alltid utredas.</w:t>
       </w:r>
     </w:p>
     <w:p>
@@ -590,7 +841,25 @@
         <w:t>Tretåig hackspett (NT, §4)</w:t>
       </w:r>
       <w:r>
-        <w:t xml:space="preserve"> är rödlistad som nära hotad och ingår i bilaga 1 i EU:s fågeldirektiv. Tretåig hackspett är för sin överlevnad beroende av kontinuerlig tillförsel av äldre döende och död ved, som sker genom naturliga självgallringsprocesser i äldre grannaturskogar och barrblandade naturskogar. Om en skog genom skogsbruk gallras eller glesas ur så upphör och uteblir i stort sett den naturliga självgallringsprocessen för mycket lång tid framöver vilket omöjliggör upprätthållandet av den kontinuerliga ekologiska funktionen i ett område. Det finns studier som visar att naturskogens självgallringsprocess som den tretåiga hackspetten är beroende av, inte kan ersättas med efterlämnad hänsyn i skogsbruket (Imbeau &amp; Desrochers, 2002). Storleken på häckningsreviret varierar med skogstypen, förekomsten av död ved och graden av fragmentering, men är i allmänhet i storleksordningen 25–100 hektar. Vintertid krävs ofta betydligt större områden och det finns studier som antyder att arten behöver minst 100 hektar äldre skog. I områden med låg bonitet kan det behövas över 200 hektar lämpligt habitat för att ett par ska kunna reproducera sig. Områden med dokumenterad permanent förekomst i naturskogsmiljöer har vanligen så stora naturvärden att skogsbruk är olämpligt (Skogsstyrelsen, 2016).</w:t>
+        <w:t xml:space="preserve"> är rödlistad som nära hotad och ingår i bilaga 1 i EU:s fågeldirektiv. Tretåig hackspett är för sin överlevnad beroende av kontinuerlig tillförsel av äldre döende och död ved, som sker genom naturliga självgallringsprocesser i äldre grannaturskogar och barrblandade naturskogar. Om en skog genom skogsbruk gallras eller glesas ur så upphör och uteblir i stort sett den naturliga självgallringsprocessen för mycket lång tid framöver vilket omöjliggör upprätthållandet av den kontinuerliga ekologiska funktionen i ett område. Det finns studier som visar att naturskogens självgallringsprocess som den tretåiga hackspetten är beroende av, inte kan ersättas med efterlämnad hänsyn i skogsbruket (Imbeau &amp; Desrochers, 2002). Storleken på häckningsreviret varierar med skogstypen, förekomsten av död ved och graden av fragmentering, men är i allmänhet i storleksordningen 25–100 hektar. Vintertid krävs ofta betydligt större områden och det finns studier som antyder att arten behöver minst 100 hektar äldre skog. I områden med låg bonitet kan det behövas över 200 hektar lämpligt habitat för att ett par ska kunna reproducera sig. Områden med dokumenterad permanent förekomst i naturskogsmiljöer har vanligen så stora naturvärden att skogsbruk är olämpligt. Tretåig hackspett är typisk art för </w:t>
+      </w:r>
+      <w:r>
+        <w:rPr>
+          <w:i/>
+        </w:rPr>
+        <w:t xml:space="preserve">9010 Taiga, 9740 Skogsbevuxen myr, 9030 Landhöjningsskog </w:t>
+      </w:r>
+      <w:r>
+        <w:t xml:space="preserve">och </w:t>
+      </w:r>
+      <w:r>
+        <w:rPr>
+          <w:i/>
+        </w:rPr>
+        <w:t>9040 Fjällbjörkskog</w:t>
+      </w:r>
+      <w:r>
+        <w:t xml:space="preserve"> (Skogsstyrelsen, 2016; SLU Artdatabanken, 2024).</w:t>
       </w:r>
     </w:p>
     <w:p>
@@ -991,7 +1260,25 @@
     </w:p>
     <w:p>
       <w:r>
-        <w:t>Knärot är fridlyst enligt 8 och 15 §§ artskyddsförordningen och klassad som sårbar (VU) enligt rödlistan 2020. Knärot är beroende av hög och jämn luftfuktighet i gamla, ostörda skogsmiljöer och är känslig för snabba förändringar av ljus-/vindförhållanden eller uttorkning. På grund av ett alltför intensivt skogsbruk har den minskat med 40 (25–50) % under de senaste 60 åren och i framtiden bedöms minskningstakten uppgå till 30 (20–40) %. Till följd av att arten har en dokumenterat högre minskningstakt i förhållande till sin generationstid än vad som tidigare varit känt (data från Riksskogstaxeringen) höjdes den till hotkategori sårbar (VU) i rödlistan 2020 (SLU Artdatabanken, 2024).</w:t>
+        <w:t xml:space="preserve">Knärot är typisk art för </w:t>
+      </w:r>
+      <w:r>
+        <w:rPr>
+          <w:i/>
+        </w:rPr>
+        <w:t xml:space="preserve">9010 Taiga </w:t>
+      </w:r>
+      <w:r>
+        <w:t>och</w:t>
+      </w:r>
+      <w:r>
+        <w:rPr>
+          <w:i/>
+        </w:rPr>
+        <w:t xml:space="preserve"> 9050 Näringsrik granskog</w:t>
+      </w:r>
+      <w:r>
+        <w:t>, fridlyst enligt 8 och 15 §§ artskyddsförordningen och klassad som sårbar (VU) enligt rödlistan 2020. Knärot är beroende av hög och jämn luftfuktighet i gamla, ostörda skogsmiljöer och är känslig för snabba förändringar av ljus-/vindförhållanden eller uttorkning. På grund av ett alltför intensivt skogsbruk har den minskat med 40 (25–50) % under de senaste 60 åren och i framtiden bedöms minskningstakten uppgå till 30 (20–40) %. Till följd av att arten har en dokumenterat högre minskningstakt i förhållande till sin generationstid än vad som tidigare varit känt (data från Riksskogstaxeringen) höjdes den till hotkategori sårbar (VU) i rödlistan 2020 (SLU Artdatabanken, 2024).</w:t>
       </w:r>
     </w:p>
     <w:p>
@@ -1184,7 +1471,16 @@
     </w:p>
     <w:p>
       <w:r>
-        <w:t>Tallbit (VU, §4) är rödlistad som sårbar och prioriterad art enligt Skogsvårdslagen. Arten har minskat med 25–75 % de senaste 30 åren och minskningstakten överstiger gränsvärdet för Sårbar (VU) enligt A-kriteriet. (A4bc). Den förekommer från norra Dalarna och norrut genom de inre delarna av Norrland, norrut till norra Norrbotten. Området med regelbunden förekomst har kraftigt reducerats och 90 % av populationen förekommer numera i Norrbottens län (SLU Artdatabanken, 2024).</w:t>
+        <w:t xml:space="preserve">Tallbit (VU, §4) är rödlistad som sårbar, typisk art för </w:t>
+      </w:r>
+      <w:r>
+        <w:rPr>
+          <w:i/>
+        </w:rPr>
+        <w:t>9010 Taiga</w:t>
+      </w:r>
+      <w:r>
+        <w:t xml:space="preserve"> och prioriterad art enligt Skogsvårdslagen. Arten har minskat med 25–75 % de senaste 30 åren och minskningstakten överstiger gränsvärdet för Sårbar (VU) enligt A-kriteriet. (A4bc). Den förekommer från norra Dalarna och norrut genom de inre delarna av Norrland, norrut till norra Norrbotten. Området med regelbunden förekomst har kraftigt reducerats och 90 % av populationen förekommer numera i Norrbottens län (SLU Artdatabanken, 2024).</w:t>
       </w:r>
     </w:p>
     <w:p>
@@ -1383,7 +1679,16 @@
         <w:rPr>
           <w:i/>
         </w:rPr>
-        <w:t>“Områden med dokumenterad permanent förekomst i naturskogsmiljöer har vanligen så stora naturvärden att skogsbruk är olämpligt”.</w:t>
+        <w:t>“Områden med dokumenterad permanent förekomst i naturskogsmiljöer har vanligen så stora naturvärden att skogsbruk är olämpligt”</w:t>
+      </w:r>
+      <w:r>
+        <w:t xml:space="preserve"> (SLU Artdatabanken, 2024; Skogsstyrelsen, 2016)</w:t>
+      </w:r>
+      <w:r>
+        <w:rPr>
+          <w:i/>
+        </w:rPr>
+        <w:t>.</w:t>
       </w:r>
     </w:p>
     <w:p>
@@ -1393,12 +1698,30 @@
     </w:p>
     <w:p>
       <w:r>
-        <w:t>Permanenta revir av tretåig hackspett karaktäriseras ofta av artens typiska ringformigt ordnade hackmärken på framför allt gamla granar. För att säkerställa att inte revir av tretåig hackspett drabbas av avverkningsplanerna bör en inventering göras i området både under häckningstid och under vintern, då arten utnyttjar betydligt större områden än under sommarens häckningsrevir. Storleken på häckningsreviret varierar med skogstypen, förekomsten av död ved och graden av fragmentering, men är i allmänhet i storleksordningen 25–100 hektar.</w:t>
-      </w:r>
-    </w:p>
-    <w:p>
-      <w:r>
-        <w:t>Förutom fridlysning enligt §4 Artskyddsförordningen är tretåig hackspett även förtecknad i EU:s fågeldirektiv bilaga 1. Den ingår också i Natura 2000 och är förtecknad i Bernkonventionen bilaga II (strikt skyddade djurarter).</w:t>
+        <w:t>Permanenta revir av tretåig hackspett karaktäriseras ofta av artens typiska ringformigt ordnade hackmärken på framför allt gamla granar. För att säkerställa att inte revir av tretåig hackspett drabbas av avverkningsplanerna bör en inventering göras i området både under häckningstid och under vintern, då arten utnyttjar betydligt större områden än under sommarens häckningsrevir. Storleken på häckningsreviret varierar med skogstypen, förekomsten av död ved och graden av fragmentering, men är i allmänhet i storleksordningen 25–100 hektar (SLU Artdatabanken, 2024; Skogsstyrelsen, 2016).</w:t>
+      </w:r>
+    </w:p>
+    <w:p>
+      <w:r>
+        <w:t xml:space="preserve">Förutom fridlysning enligt §4 Artskyddsförordningen är tretåig hackspett även förtecknad i EU:s fågeldirektiv bilaga 1. Den är typisk art för </w:t>
+      </w:r>
+      <w:r>
+        <w:rPr>
+          <w:i/>
+        </w:rPr>
+        <w:t xml:space="preserve">9010 Taiga, 9740 Skogsbevuxen myr, 9030 Landhöjningsskog </w:t>
+      </w:r>
+      <w:r>
+        <w:t xml:space="preserve">och </w:t>
+      </w:r>
+      <w:r>
+        <w:rPr>
+          <w:i/>
+        </w:rPr>
+        <w:t>9040 Fjällbjörkskog</w:t>
+      </w:r>
+      <w:r>
+        <w:t xml:space="preserve"> samt ingår i Natura 2000 och är förtecknad i Bernkonventionen bilaga II (strikt skyddade djurarter) (SLU Artdatabanken, 2024; Skogsstyrelsen, 2016).</w:t>
       </w:r>
     </w:p>
     <w:p>
@@ -1420,7 +1743,7 @@
         <w:t xml:space="preserve">Förekomst av tretåig hackspett Picoides tridactylus på bestånds- och landskapsnivå. </w:t>
       </w:r>
       <w:r>
-        <w:t>Ornis Svecica 6: 107–119</w:t>
+        <w:t>Ornis Svecica 6: 107–119.</w:t>
       </w:r>
     </w:p>
     <w:p>
@@ -1434,7 +1757,7 @@
         <w:t xml:space="preserve">Dead wood threshold values for the three-toed woodpecker presence in boreal and sub-Alpine forest. </w:t>
       </w:r>
       <w:r>
-        <w:t>Biological conservation 119(3): 305–318</w:t>
+        <w:t>Biological conservation 119(3): 305–318.</w:t>
       </w:r>
     </w:p>
     <w:p>
@@ -1473,10 +1796,21 @@
         <w:rPr>
           <w:i/>
         </w:rPr>
-        <w:t xml:space="preserve">Vägledning för hänsyn till fåglar – Tretåig hackspett. </w:t>
-      </w:r>
-      <w:r>
-        <w:t>www.skogsstyrelsen.se</w:t>
+        <w:t>Vägledning för hänsyn till fåglar – Tretåig hackspett.</w:t>
+      </w:r>
+    </w:p>
+    <w:p>
+      <w:r>
+        <w:t xml:space="preserve">SLU Artdatabanken, 2024. </w:t>
+      </w:r>
+      <w:r>
+        <w:rPr>
+          <w:i/>
+        </w:rPr>
+        <w:t xml:space="preserve">Artfaktablad. Naturvård – artfakta. </w:t>
+      </w:r>
+      <w:r>
+        <w:t>SLU Artdatabanken, Uppsala.</w:t>
       </w:r>
     </w:p>
     <w:p>
@@ -1504,7 +1838,7 @@
         <w:t xml:space="preserve">Population trends of forest birds in a Finnish Lapland landscape of large habitat blocks – Consequences of stochastic environmental variation or regional habitat alteration. </w:t>
       </w:r>
       <w:r>
-        <w:t>Biological conservation 56(2): 223–240</w:t>
+        <w:t>Biological conservation 56(2): 223–240.</w:t>
       </w:r>
     </w:p>
     <w:p>
@@ -1649,7 +1983,7 @@
     <w:r>
       <w:tab/>
       <w:tab/>
-      <w:t>2026-01-28</w:t>
+      <w:t>2026-01-29</w:t>
       <w:br/>
       <w:br/>
     </w:r>

--- a/klagomål/A 56149-2025 FSC-klagomål.docx
+++ b/klagomål/A 56149-2025 FSC-klagomål.docx
@@ -1983,7 +1983,7 @@
     <w:r>
       <w:tab/>
       <w:tab/>
-      <w:t>2026-01-29</w:t>
+      <w:t>2026-01-30</w:t>
       <w:br/>
       <w:br/>
     </w:r>

--- a/klagomål/A 56149-2025 FSC-klagomål.docx
+++ b/klagomål/A 56149-2025 FSC-klagomål.docx
@@ -1983,7 +1983,7 @@
     <w:r>
       <w:tab/>
       <w:tab/>
-      <w:t>2026-01-30</w:t>
+      <w:t>2026-01-31</w:t>
       <w:br/>
       <w:br/>
     </w:r>
